--- a/flow/20230914_vu_template/drafts/2024-12-g/30-ПН-Анісії.docx
+++ b/flow/20230914_vu_template/drafts/2024-12-g/30-ПН-Анісії.docx
@@ -2268,294 +2268,7 @@
           <w:rFonts w:ascii="Times New Roman" w:hAnsi="Times New Roman"/>
           <w:sz w:val="24"/>
         </w:rPr>
-        <w:t xml:space="preserve"> </w:t>
-      </w:r>
-      <w:r>
-        <w:rPr>
-          <w:rFonts w:ascii="Times New Roman" w:hAnsi="Times New Roman"/>
-          <w:sz w:val="24"/>
-        </w:rPr>
-        <w:t>Бо</w:t>
-      </w:r>
-      <w:r>
-        <w:rPr>
-          <w:rFonts w:ascii="Times New Roman" w:hAnsi="Times New Roman"/>
-          <w:sz w:val="24"/>
-        </w:rPr>
-        <w:t xml:space="preserve"> </w:t>
-      </w:r>
-      <w:r>
-        <w:rPr>
-          <w:rFonts w:ascii="Times New Roman" w:hAnsi="Times New Roman"/>
-          <w:sz w:val="24"/>
-        </w:rPr>
-        <w:t>Твоє</w:t>
-      </w:r>
-      <w:r>
-        <w:rPr>
-          <w:rFonts w:ascii="Times New Roman" w:hAnsi="Times New Roman"/>
-          <w:sz w:val="24"/>
-        </w:rPr>
-        <w:t xml:space="preserve"> </w:t>
-      </w:r>
-      <w:r>
-        <w:rPr>
-          <w:rFonts w:ascii="Times New Roman" w:hAnsi="Times New Roman"/>
-          <w:sz w:val="24"/>
-        </w:rPr>
-        <w:t>є</w:t>
-      </w:r>
-      <w:r>
-        <w:rPr>
-          <w:rFonts w:ascii="Times New Roman" w:hAnsi="Times New Roman"/>
-          <w:sz w:val="24"/>
-        </w:rPr>
-        <w:t xml:space="preserve"> </w:t>
-      </w:r>
-      <w:r>
-        <w:rPr>
-          <w:rFonts w:ascii="Times New Roman" w:hAnsi="Times New Roman"/>
-          <w:sz w:val="24"/>
-        </w:rPr>
-        <w:t>царство,</w:t>
-      </w:r>
-      <w:r>
-        <w:rPr>
-          <w:rFonts w:ascii="Times New Roman" w:hAnsi="Times New Roman"/>
-          <w:sz w:val="24"/>
-        </w:rPr>
-        <w:t xml:space="preserve"> </w:t>
-      </w:r>
-      <w:r>
-        <w:rPr>
-          <w:rFonts w:ascii="Times New Roman" w:hAnsi="Times New Roman"/>
-          <w:sz w:val="24"/>
-        </w:rPr>
-        <w:t>і</w:t>
-      </w:r>
-      <w:r>
-        <w:rPr>
-          <w:rFonts w:ascii="Times New Roman" w:hAnsi="Times New Roman"/>
-          <w:sz w:val="24"/>
-        </w:rPr>
-        <w:t xml:space="preserve"> </w:t>
-      </w:r>
-      <w:r>
-        <w:rPr>
-          <w:rFonts w:ascii="Times New Roman" w:hAnsi="Times New Roman"/>
-          <w:sz w:val="24"/>
-        </w:rPr>
-        <w:t>сила,</w:t>
-      </w:r>
-      <w:r>
-        <w:rPr>
-          <w:rFonts w:ascii="Times New Roman" w:hAnsi="Times New Roman"/>
-          <w:sz w:val="24"/>
-        </w:rPr>
-        <w:t xml:space="preserve"> </w:t>
-      </w:r>
-      <w:r>
-        <w:rPr>
-          <w:rFonts w:ascii="Times New Roman" w:hAnsi="Times New Roman"/>
-          <w:sz w:val="24"/>
-        </w:rPr>
-        <w:t>і</w:t>
-      </w:r>
-      <w:r>
-        <w:rPr>
-          <w:rFonts w:ascii="Times New Roman" w:hAnsi="Times New Roman"/>
-          <w:sz w:val="24"/>
-        </w:rPr>
-        <w:t xml:space="preserve"> </w:t>
-      </w:r>
-      <w:r>
-        <w:rPr>
-          <w:rFonts w:ascii="Times New Roman" w:hAnsi="Times New Roman"/>
-          <w:sz w:val="24"/>
-        </w:rPr>
-        <w:t>слава,</w:t>
-      </w:r>
-      <w:r>
-        <w:rPr>
-          <w:rFonts w:ascii="Times New Roman" w:hAnsi="Times New Roman"/>
-          <w:sz w:val="24"/>
-        </w:rPr>
-        <w:t xml:space="preserve"> </w:t>
-      </w:r>
-      <w:r>
-        <w:rPr>
-          <w:rFonts w:ascii="Times New Roman" w:hAnsi="Times New Roman"/>
-          <w:sz w:val="24"/>
-        </w:rPr>
-        <w:t>Отця,</w:t>
-      </w:r>
-      <w:r>
-        <w:rPr>
-          <w:rFonts w:ascii="Times New Roman" w:hAnsi="Times New Roman"/>
-          <w:sz w:val="24"/>
-        </w:rPr>
-        <w:t xml:space="preserve"> </w:t>
-      </w:r>
-      <w:r>
-        <w:rPr>
-          <w:rFonts w:ascii="Times New Roman" w:hAnsi="Times New Roman"/>
-          <w:sz w:val="24"/>
-        </w:rPr>
-        <w:t>і</w:t>
-      </w:r>
-      <w:r>
-        <w:rPr>
-          <w:rFonts w:ascii="Times New Roman" w:hAnsi="Times New Roman"/>
-          <w:sz w:val="24"/>
-        </w:rPr>
-        <w:t xml:space="preserve"> </w:t>
-      </w:r>
-      <w:r>
-        <w:rPr>
-          <w:rFonts w:ascii="Times New Roman" w:hAnsi="Times New Roman"/>
-          <w:sz w:val="24"/>
-        </w:rPr>
-        <w:t>Сина,</w:t>
-      </w:r>
-      <w:r>
-        <w:rPr>
-          <w:rFonts w:ascii="Times New Roman" w:hAnsi="Times New Roman"/>
-          <w:sz w:val="24"/>
-        </w:rPr>
-        <w:t xml:space="preserve"> </w:t>
-      </w:r>
-      <w:r>
-        <w:rPr>
-          <w:rFonts w:ascii="Times New Roman" w:hAnsi="Times New Roman"/>
-          <w:sz w:val="24"/>
-        </w:rPr>
-        <w:t>і</w:t>
-      </w:r>
-      <w:r>
-        <w:rPr>
-          <w:rFonts w:ascii="Times New Roman" w:hAnsi="Times New Roman"/>
-          <w:sz w:val="24"/>
-        </w:rPr>
-        <w:t xml:space="preserve"> </w:t>
-      </w:r>
-      <w:r>
-        <w:rPr>
-          <w:rFonts w:ascii="Times New Roman" w:hAnsi="Times New Roman"/>
-          <w:sz w:val="24"/>
-        </w:rPr>
-        <w:t>Святого</w:t>
-      </w:r>
-      <w:r>
-        <w:rPr>
-          <w:rFonts w:ascii="Times New Roman" w:hAnsi="Times New Roman"/>
-          <w:sz w:val="24"/>
-        </w:rPr>
-        <w:t xml:space="preserve"> </w:t>
-      </w:r>
-      <w:r>
-        <w:rPr>
-          <w:rFonts w:ascii="Times New Roman" w:hAnsi="Times New Roman"/>
-          <w:sz w:val="24"/>
-        </w:rPr>
-        <w:t>Духа,</w:t>
-      </w:r>
-      <w:r>
-        <w:rPr>
-          <w:rFonts w:ascii="Times New Roman" w:hAnsi="Times New Roman"/>
-          <w:sz w:val="24"/>
-        </w:rPr>
-        <w:t xml:space="preserve"> </w:t>
-      </w:r>
-      <w:r>
-        <w:rPr>
-          <w:rFonts w:ascii="Times New Roman" w:hAnsi="Times New Roman"/>
-          <w:sz w:val="24"/>
-        </w:rPr>
-        <w:t>нині,</w:t>
-      </w:r>
-      <w:r>
-        <w:rPr>
-          <w:rFonts w:ascii="Times New Roman" w:hAnsi="Times New Roman"/>
-          <w:sz w:val="24"/>
-        </w:rPr>
-        <w:t xml:space="preserve"> </w:t>
-      </w:r>
-      <w:r>
-        <w:rPr>
-          <w:rFonts w:ascii="Times New Roman" w:hAnsi="Times New Roman"/>
-          <w:sz w:val="24"/>
-        </w:rPr>
-        <w:t>і</w:t>
-      </w:r>
-      <w:r>
-        <w:rPr>
-          <w:rFonts w:ascii="Times New Roman" w:hAnsi="Times New Roman"/>
-          <w:sz w:val="24"/>
-        </w:rPr>
-        <w:t xml:space="preserve"> </w:t>
-      </w:r>
-      <w:r>
-        <w:rPr>
-          <w:rFonts w:ascii="Times New Roman" w:hAnsi="Times New Roman"/>
-          <w:sz w:val="24"/>
-        </w:rPr>
-        <w:t>повсякчас,</w:t>
-      </w:r>
-      <w:r>
-        <w:rPr>
-          <w:rFonts w:ascii="Times New Roman" w:hAnsi="Times New Roman"/>
-          <w:sz w:val="24"/>
-        </w:rPr>
-        <w:t xml:space="preserve"> </w:t>
-      </w:r>
-      <w:r>
-        <w:rPr>
-          <w:rFonts w:ascii="Times New Roman" w:hAnsi="Times New Roman"/>
-          <w:sz w:val="24"/>
-        </w:rPr>
-        <w:t>і</w:t>
-      </w:r>
-      <w:r>
-        <w:rPr>
-          <w:rFonts w:ascii="Times New Roman" w:hAnsi="Times New Roman"/>
-          <w:sz w:val="24"/>
-        </w:rPr>
-        <w:t xml:space="preserve"> </w:t>
-      </w:r>
-      <w:r>
-        <w:rPr>
-          <w:rFonts w:ascii="Times New Roman" w:hAnsi="Times New Roman"/>
-          <w:sz w:val="24"/>
-        </w:rPr>
-        <w:t>на</w:t>
-      </w:r>
-      <w:r>
-        <w:rPr>
-          <w:rFonts w:ascii="Times New Roman" w:hAnsi="Times New Roman"/>
-          <w:sz w:val="24"/>
-        </w:rPr>
-        <w:t xml:space="preserve"> </w:t>
-      </w:r>
-      <w:r>
-        <w:rPr>
-          <w:rFonts w:ascii="Times New Roman" w:hAnsi="Times New Roman"/>
-          <w:sz w:val="24"/>
-        </w:rPr>
-        <w:t>віки</w:t>
-      </w:r>
-      <w:r>
-        <w:rPr>
-          <w:rFonts w:ascii="Times New Roman" w:hAnsi="Times New Roman"/>
-          <w:sz w:val="24"/>
-        </w:rPr>
-        <w:t xml:space="preserve"> </w:t>
-      </w:r>
-      <w:r>
-        <w:rPr>
-          <w:rFonts w:ascii="Times New Roman" w:hAnsi="Times New Roman"/>
-          <w:sz w:val="24"/>
-        </w:rPr>
-        <w:t>віків.</w:t>
+        <w:t xml:space="preserve"> Бо Твоє є царство, і сила, і слава, Отця, і Сина, і Святого Духа, нині, і повсякчас, і на віки віків.</w:t>
       </w:r>
     </w:p>
     <w:p>
@@ -13447,7 +13160,7 @@
         <w:rPr>
           <w:rFonts w:ascii="Times New Roman" w:hAnsi="Times New Roman"/>
           <w:i/>
-          <w:color w:val="FF4400"/>
+          <w:color w:val="FF0000"/>
           <w:sz w:val="24"/>
         </w:rPr>
         <w:t>Священник:</w:t>
@@ -13457,294 +13170,7 @@
           <w:rFonts w:ascii="Times New Roman" w:hAnsi="Times New Roman"/>
           <w:sz w:val="24"/>
         </w:rPr>
-        <w:t xml:space="preserve"> </w:t>
-      </w:r>
-      <w:r>
-        <w:rPr>
-          <w:rFonts w:ascii="Times New Roman" w:hAnsi="Times New Roman"/>
-          <w:sz w:val="24"/>
-        </w:rPr>
-        <w:t>Бо</w:t>
-      </w:r>
-      <w:r>
-        <w:rPr>
-          <w:rFonts w:ascii="Times New Roman" w:hAnsi="Times New Roman"/>
-          <w:sz w:val="24"/>
-        </w:rPr>
-        <w:t xml:space="preserve"> </w:t>
-      </w:r>
-      <w:r>
-        <w:rPr>
-          <w:rFonts w:ascii="Times New Roman" w:hAnsi="Times New Roman"/>
-          <w:sz w:val="24"/>
-        </w:rPr>
-        <w:t>Тобі</w:t>
-      </w:r>
-      <w:r>
-        <w:rPr>
-          <w:rFonts w:ascii="Times New Roman" w:hAnsi="Times New Roman"/>
-          <w:sz w:val="24"/>
-        </w:rPr>
-        <w:t xml:space="preserve"> </w:t>
-      </w:r>
-      <w:r>
-        <w:rPr>
-          <w:rFonts w:ascii="Times New Roman" w:hAnsi="Times New Roman"/>
-          <w:sz w:val="24"/>
-        </w:rPr>
-        <w:t>належить</w:t>
-      </w:r>
-      <w:r>
-        <w:rPr>
-          <w:rFonts w:ascii="Times New Roman" w:hAnsi="Times New Roman"/>
-          <w:sz w:val="24"/>
-        </w:rPr>
-        <w:t xml:space="preserve"> </w:t>
-      </w:r>
-      <w:r>
-        <w:rPr>
-          <w:rFonts w:ascii="Times New Roman" w:hAnsi="Times New Roman"/>
-          <w:sz w:val="24"/>
-        </w:rPr>
-        <w:t>усяка</w:t>
-      </w:r>
-      <w:r>
-        <w:rPr>
-          <w:rFonts w:ascii="Times New Roman" w:hAnsi="Times New Roman"/>
-          <w:sz w:val="24"/>
-        </w:rPr>
-        <w:t xml:space="preserve"> </w:t>
-      </w:r>
-      <w:r>
-        <w:rPr>
-          <w:rFonts w:ascii="Times New Roman" w:hAnsi="Times New Roman"/>
-          <w:sz w:val="24"/>
-        </w:rPr>
-        <w:t>слава,</w:t>
-      </w:r>
-      <w:r>
-        <w:rPr>
-          <w:rFonts w:ascii="Times New Roman" w:hAnsi="Times New Roman"/>
-          <w:sz w:val="24"/>
-        </w:rPr>
-        <w:t xml:space="preserve"> </w:t>
-      </w:r>
-      <w:r>
-        <w:rPr>
-          <w:rFonts w:ascii="Times New Roman" w:hAnsi="Times New Roman"/>
-          <w:sz w:val="24"/>
-        </w:rPr>
-        <w:t>честь</w:t>
-      </w:r>
-      <w:r>
-        <w:rPr>
-          <w:rFonts w:ascii="Times New Roman" w:hAnsi="Times New Roman"/>
-          <w:sz w:val="24"/>
-        </w:rPr>
-        <w:t xml:space="preserve"> </w:t>
-      </w:r>
-      <w:r>
-        <w:rPr>
-          <w:rFonts w:ascii="Times New Roman" w:hAnsi="Times New Roman"/>
-          <w:sz w:val="24"/>
-        </w:rPr>
-        <w:t>і</w:t>
-      </w:r>
-      <w:r>
-        <w:rPr>
-          <w:rFonts w:ascii="Times New Roman" w:hAnsi="Times New Roman"/>
-          <w:sz w:val="24"/>
-        </w:rPr>
-        <w:t xml:space="preserve"> </w:t>
-      </w:r>
-      <w:r>
-        <w:rPr>
-          <w:rFonts w:ascii="Times New Roman" w:hAnsi="Times New Roman"/>
-          <w:sz w:val="24"/>
-        </w:rPr>
-        <w:t>поклоніння,</w:t>
-      </w:r>
-      <w:r>
-        <w:rPr>
-          <w:rFonts w:ascii="Times New Roman" w:hAnsi="Times New Roman"/>
-          <w:sz w:val="24"/>
-        </w:rPr>
-        <w:t xml:space="preserve"> </w:t>
-      </w:r>
-      <w:r>
-        <w:rPr>
-          <w:rFonts w:ascii="Times New Roman" w:hAnsi="Times New Roman"/>
-          <w:sz w:val="24"/>
-        </w:rPr>
-        <w:t>Отцю,</w:t>
-      </w:r>
-      <w:r>
-        <w:rPr>
-          <w:rFonts w:ascii="Times New Roman" w:hAnsi="Times New Roman"/>
-          <w:sz w:val="24"/>
-        </w:rPr>
-        <w:t xml:space="preserve"> </w:t>
-      </w:r>
-      <w:r>
-        <w:rPr>
-          <w:rFonts w:ascii="Times New Roman" w:hAnsi="Times New Roman"/>
-          <w:sz w:val="24"/>
-        </w:rPr>
-        <w:t>і</w:t>
-      </w:r>
-      <w:r>
-        <w:rPr>
-          <w:rFonts w:ascii="Times New Roman" w:hAnsi="Times New Roman"/>
-          <w:sz w:val="24"/>
-        </w:rPr>
-        <w:t xml:space="preserve"> </w:t>
-      </w:r>
-      <w:r>
-        <w:rPr>
-          <w:rFonts w:ascii="Times New Roman" w:hAnsi="Times New Roman"/>
-          <w:sz w:val="24"/>
-        </w:rPr>
-        <w:t>Сину,</w:t>
-      </w:r>
-      <w:r>
-        <w:rPr>
-          <w:rFonts w:ascii="Times New Roman" w:hAnsi="Times New Roman"/>
-          <w:sz w:val="24"/>
-        </w:rPr>
-        <w:t xml:space="preserve"> </w:t>
-      </w:r>
-      <w:r>
-        <w:rPr>
-          <w:rFonts w:ascii="Times New Roman" w:hAnsi="Times New Roman"/>
-          <w:sz w:val="24"/>
-        </w:rPr>
-        <w:t>і</w:t>
-      </w:r>
-      <w:r>
-        <w:rPr>
-          <w:rFonts w:ascii="Times New Roman" w:hAnsi="Times New Roman"/>
-          <w:sz w:val="24"/>
-        </w:rPr>
-        <w:t xml:space="preserve"> </w:t>
-      </w:r>
-      <w:r>
-        <w:rPr>
-          <w:rFonts w:ascii="Times New Roman" w:hAnsi="Times New Roman"/>
-          <w:sz w:val="24"/>
-        </w:rPr>
-        <w:t>Святому</w:t>
-      </w:r>
-      <w:r>
-        <w:rPr>
-          <w:rFonts w:ascii="Times New Roman" w:hAnsi="Times New Roman"/>
-          <w:sz w:val="24"/>
-        </w:rPr>
-        <w:t xml:space="preserve"> </w:t>
-      </w:r>
-      <w:r>
-        <w:rPr>
-          <w:rFonts w:ascii="Times New Roman" w:hAnsi="Times New Roman"/>
-          <w:sz w:val="24"/>
-        </w:rPr>
-        <w:t>Духові,</w:t>
-      </w:r>
-      <w:r>
-        <w:rPr>
-          <w:rFonts w:ascii="Times New Roman" w:hAnsi="Times New Roman"/>
-          <w:sz w:val="24"/>
-        </w:rPr>
-        <w:t xml:space="preserve"> </w:t>
-      </w:r>
-      <w:r>
-        <w:rPr>
-          <w:rFonts w:ascii="Times New Roman" w:hAnsi="Times New Roman"/>
-          <w:sz w:val="24"/>
-        </w:rPr>
-        <w:t>нині,</w:t>
-      </w:r>
-      <w:r>
-        <w:rPr>
-          <w:rFonts w:ascii="Times New Roman" w:hAnsi="Times New Roman"/>
-          <w:sz w:val="24"/>
-        </w:rPr>
-        <w:t xml:space="preserve"> </w:t>
-      </w:r>
-      <w:r>
-        <w:rPr>
-          <w:rFonts w:ascii="Times New Roman" w:hAnsi="Times New Roman"/>
-          <w:sz w:val="24"/>
-        </w:rPr>
-        <w:t>і</w:t>
-      </w:r>
-      <w:r>
-        <w:rPr>
-          <w:rFonts w:ascii="Times New Roman" w:hAnsi="Times New Roman"/>
-          <w:sz w:val="24"/>
-        </w:rPr>
-        <w:t xml:space="preserve"> </w:t>
-      </w:r>
-      <w:r>
-        <w:rPr>
-          <w:rFonts w:ascii="Times New Roman" w:hAnsi="Times New Roman"/>
-          <w:sz w:val="24"/>
-        </w:rPr>
-        <w:t>повсякчас,</w:t>
-      </w:r>
-      <w:r>
-        <w:rPr>
-          <w:rFonts w:ascii="Times New Roman" w:hAnsi="Times New Roman"/>
-          <w:sz w:val="24"/>
-        </w:rPr>
-        <w:t xml:space="preserve"> </w:t>
-      </w:r>
-      <w:r>
-        <w:rPr>
-          <w:rFonts w:ascii="Times New Roman" w:hAnsi="Times New Roman"/>
-          <w:sz w:val="24"/>
-        </w:rPr>
-        <w:t>і</w:t>
-      </w:r>
-      <w:r>
-        <w:rPr>
-          <w:rFonts w:ascii="Times New Roman" w:hAnsi="Times New Roman"/>
-          <w:sz w:val="24"/>
-        </w:rPr>
-        <w:t xml:space="preserve"> </w:t>
-      </w:r>
-      <w:r>
-        <w:rPr>
-          <w:rFonts w:ascii="Times New Roman" w:hAnsi="Times New Roman"/>
-          <w:sz w:val="24"/>
-        </w:rPr>
-        <w:t>на</w:t>
-      </w:r>
-      <w:r>
-        <w:rPr>
-          <w:rFonts w:ascii="Times New Roman" w:hAnsi="Times New Roman"/>
-          <w:sz w:val="24"/>
-        </w:rPr>
-        <w:t xml:space="preserve"> </w:t>
-      </w:r>
-      <w:r>
-        <w:rPr>
-          <w:rFonts w:ascii="Times New Roman" w:hAnsi="Times New Roman"/>
-          <w:sz w:val="24"/>
-        </w:rPr>
-        <w:t>віки</w:t>
-      </w:r>
-      <w:r>
-        <w:rPr>
-          <w:rFonts w:ascii="Times New Roman" w:hAnsi="Times New Roman"/>
-          <w:sz w:val="24"/>
-        </w:rPr>
-        <w:t xml:space="preserve"> </w:t>
-      </w:r>
-      <w:r>
-        <w:rPr>
-          <w:rFonts w:ascii="Times New Roman" w:hAnsi="Times New Roman"/>
-          <w:sz w:val="24"/>
-        </w:rPr>
-        <w:t>віків.</w:t>
+        <w:t xml:space="preserve"> Бо Тобі належить усяка слава, честь і поклоніння, Отцю, і Сину, і Святому Духові, нині, і повсякчас, і на віки віків.</w:t>
       </w:r>
     </w:p>
     <w:p>
@@ -27966,294 +27392,7 @@
           <w:rFonts w:ascii="Times New Roman" w:hAnsi="Times New Roman"/>
           <w:sz w:val="24"/>
         </w:rPr>
-        <w:t xml:space="preserve"> </w:t>
-      </w:r>
-      <w:r>
-        <w:rPr>
-          <w:rFonts w:ascii="Times New Roman" w:hAnsi="Times New Roman"/>
-          <w:sz w:val="24"/>
-        </w:rPr>
-        <w:t>Бо</w:t>
-      </w:r>
-      <w:r>
-        <w:rPr>
-          <w:rFonts w:ascii="Times New Roman" w:hAnsi="Times New Roman"/>
-          <w:sz w:val="24"/>
-        </w:rPr>
-        <w:t xml:space="preserve"> </w:t>
-      </w:r>
-      <w:r>
-        <w:rPr>
-          <w:rFonts w:ascii="Times New Roman" w:hAnsi="Times New Roman"/>
-          <w:sz w:val="24"/>
-        </w:rPr>
-        <w:t>Твоє</w:t>
-      </w:r>
-      <w:r>
-        <w:rPr>
-          <w:rFonts w:ascii="Times New Roman" w:hAnsi="Times New Roman"/>
-          <w:sz w:val="24"/>
-        </w:rPr>
-        <w:t xml:space="preserve"> </w:t>
-      </w:r>
-      <w:r>
-        <w:rPr>
-          <w:rFonts w:ascii="Times New Roman" w:hAnsi="Times New Roman"/>
-          <w:sz w:val="24"/>
-        </w:rPr>
-        <w:t>є</w:t>
-      </w:r>
-      <w:r>
-        <w:rPr>
-          <w:rFonts w:ascii="Times New Roman" w:hAnsi="Times New Roman"/>
-          <w:sz w:val="24"/>
-        </w:rPr>
-        <w:t xml:space="preserve"> </w:t>
-      </w:r>
-      <w:r>
-        <w:rPr>
-          <w:rFonts w:ascii="Times New Roman" w:hAnsi="Times New Roman"/>
-          <w:sz w:val="24"/>
-        </w:rPr>
-        <w:t>царство,</w:t>
-      </w:r>
-      <w:r>
-        <w:rPr>
-          <w:rFonts w:ascii="Times New Roman" w:hAnsi="Times New Roman"/>
-          <w:sz w:val="24"/>
-        </w:rPr>
-        <w:t xml:space="preserve"> </w:t>
-      </w:r>
-      <w:r>
-        <w:rPr>
-          <w:rFonts w:ascii="Times New Roman" w:hAnsi="Times New Roman"/>
-          <w:sz w:val="24"/>
-        </w:rPr>
-        <w:t>і</w:t>
-      </w:r>
-      <w:r>
-        <w:rPr>
-          <w:rFonts w:ascii="Times New Roman" w:hAnsi="Times New Roman"/>
-          <w:sz w:val="24"/>
-        </w:rPr>
-        <w:t xml:space="preserve"> </w:t>
-      </w:r>
-      <w:r>
-        <w:rPr>
-          <w:rFonts w:ascii="Times New Roman" w:hAnsi="Times New Roman"/>
-          <w:sz w:val="24"/>
-        </w:rPr>
-        <w:t>сила,</w:t>
-      </w:r>
-      <w:r>
-        <w:rPr>
-          <w:rFonts w:ascii="Times New Roman" w:hAnsi="Times New Roman"/>
-          <w:sz w:val="24"/>
-        </w:rPr>
-        <w:t xml:space="preserve"> </w:t>
-      </w:r>
-      <w:r>
-        <w:rPr>
-          <w:rFonts w:ascii="Times New Roman" w:hAnsi="Times New Roman"/>
-          <w:sz w:val="24"/>
-        </w:rPr>
-        <w:t>і</w:t>
-      </w:r>
-      <w:r>
-        <w:rPr>
-          <w:rFonts w:ascii="Times New Roman" w:hAnsi="Times New Roman"/>
-          <w:sz w:val="24"/>
-        </w:rPr>
-        <w:t xml:space="preserve"> </w:t>
-      </w:r>
-      <w:r>
-        <w:rPr>
-          <w:rFonts w:ascii="Times New Roman" w:hAnsi="Times New Roman"/>
-          <w:sz w:val="24"/>
-        </w:rPr>
-        <w:t>слава,</w:t>
-      </w:r>
-      <w:r>
-        <w:rPr>
-          <w:rFonts w:ascii="Times New Roman" w:hAnsi="Times New Roman"/>
-          <w:sz w:val="24"/>
-        </w:rPr>
-        <w:t xml:space="preserve"> </w:t>
-      </w:r>
-      <w:r>
-        <w:rPr>
-          <w:rFonts w:ascii="Times New Roman" w:hAnsi="Times New Roman"/>
-          <w:sz w:val="24"/>
-        </w:rPr>
-        <w:t>Отця,</w:t>
-      </w:r>
-      <w:r>
-        <w:rPr>
-          <w:rFonts w:ascii="Times New Roman" w:hAnsi="Times New Roman"/>
-          <w:sz w:val="24"/>
-        </w:rPr>
-        <w:t xml:space="preserve"> </w:t>
-      </w:r>
-      <w:r>
-        <w:rPr>
-          <w:rFonts w:ascii="Times New Roman" w:hAnsi="Times New Roman"/>
-          <w:sz w:val="24"/>
-        </w:rPr>
-        <w:t>і</w:t>
-      </w:r>
-      <w:r>
-        <w:rPr>
-          <w:rFonts w:ascii="Times New Roman" w:hAnsi="Times New Roman"/>
-          <w:sz w:val="24"/>
-        </w:rPr>
-        <w:t xml:space="preserve"> </w:t>
-      </w:r>
-      <w:r>
-        <w:rPr>
-          <w:rFonts w:ascii="Times New Roman" w:hAnsi="Times New Roman"/>
-          <w:sz w:val="24"/>
-        </w:rPr>
-        <w:t>Сина,</w:t>
-      </w:r>
-      <w:r>
-        <w:rPr>
-          <w:rFonts w:ascii="Times New Roman" w:hAnsi="Times New Roman"/>
-          <w:sz w:val="24"/>
-        </w:rPr>
-        <w:t xml:space="preserve"> </w:t>
-      </w:r>
-      <w:r>
-        <w:rPr>
-          <w:rFonts w:ascii="Times New Roman" w:hAnsi="Times New Roman"/>
-          <w:sz w:val="24"/>
-        </w:rPr>
-        <w:t>і</w:t>
-      </w:r>
-      <w:r>
-        <w:rPr>
-          <w:rFonts w:ascii="Times New Roman" w:hAnsi="Times New Roman"/>
-          <w:sz w:val="24"/>
-        </w:rPr>
-        <w:t xml:space="preserve"> </w:t>
-      </w:r>
-      <w:r>
-        <w:rPr>
-          <w:rFonts w:ascii="Times New Roman" w:hAnsi="Times New Roman"/>
-          <w:sz w:val="24"/>
-        </w:rPr>
-        <w:t>Святого</w:t>
-      </w:r>
-      <w:r>
-        <w:rPr>
-          <w:rFonts w:ascii="Times New Roman" w:hAnsi="Times New Roman"/>
-          <w:sz w:val="24"/>
-        </w:rPr>
-        <w:t xml:space="preserve"> </w:t>
-      </w:r>
-      <w:r>
-        <w:rPr>
-          <w:rFonts w:ascii="Times New Roman" w:hAnsi="Times New Roman"/>
-          <w:sz w:val="24"/>
-        </w:rPr>
-        <w:t>Духа,</w:t>
-      </w:r>
-      <w:r>
-        <w:rPr>
-          <w:rFonts w:ascii="Times New Roman" w:hAnsi="Times New Roman"/>
-          <w:sz w:val="24"/>
-        </w:rPr>
-        <w:t xml:space="preserve"> </w:t>
-      </w:r>
-      <w:r>
-        <w:rPr>
-          <w:rFonts w:ascii="Times New Roman" w:hAnsi="Times New Roman"/>
-          <w:sz w:val="24"/>
-        </w:rPr>
-        <w:t>нині,</w:t>
-      </w:r>
-      <w:r>
-        <w:rPr>
-          <w:rFonts w:ascii="Times New Roman" w:hAnsi="Times New Roman"/>
-          <w:sz w:val="24"/>
-        </w:rPr>
-        <w:t xml:space="preserve"> </w:t>
-      </w:r>
-      <w:r>
-        <w:rPr>
-          <w:rFonts w:ascii="Times New Roman" w:hAnsi="Times New Roman"/>
-          <w:sz w:val="24"/>
-        </w:rPr>
-        <w:t>і</w:t>
-      </w:r>
-      <w:r>
-        <w:rPr>
-          <w:rFonts w:ascii="Times New Roman" w:hAnsi="Times New Roman"/>
-          <w:sz w:val="24"/>
-        </w:rPr>
-        <w:t xml:space="preserve"> </w:t>
-      </w:r>
-      <w:r>
-        <w:rPr>
-          <w:rFonts w:ascii="Times New Roman" w:hAnsi="Times New Roman"/>
-          <w:sz w:val="24"/>
-        </w:rPr>
-        <w:t>повсякчас,</w:t>
-      </w:r>
-      <w:r>
-        <w:rPr>
-          <w:rFonts w:ascii="Times New Roman" w:hAnsi="Times New Roman"/>
-          <w:sz w:val="24"/>
-        </w:rPr>
-        <w:t xml:space="preserve"> </w:t>
-      </w:r>
-      <w:r>
-        <w:rPr>
-          <w:rFonts w:ascii="Times New Roman" w:hAnsi="Times New Roman"/>
-          <w:sz w:val="24"/>
-        </w:rPr>
-        <w:t>і</w:t>
-      </w:r>
-      <w:r>
-        <w:rPr>
-          <w:rFonts w:ascii="Times New Roman" w:hAnsi="Times New Roman"/>
-          <w:sz w:val="24"/>
-        </w:rPr>
-        <w:t xml:space="preserve"> </w:t>
-      </w:r>
-      <w:r>
-        <w:rPr>
-          <w:rFonts w:ascii="Times New Roman" w:hAnsi="Times New Roman"/>
-          <w:sz w:val="24"/>
-        </w:rPr>
-        <w:t>на</w:t>
-      </w:r>
-      <w:r>
-        <w:rPr>
-          <w:rFonts w:ascii="Times New Roman" w:hAnsi="Times New Roman"/>
-          <w:sz w:val="24"/>
-        </w:rPr>
-        <w:t xml:space="preserve"> </w:t>
-      </w:r>
-      <w:r>
-        <w:rPr>
-          <w:rFonts w:ascii="Times New Roman" w:hAnsi="Times New Roman"/>
-          <w:sz w:val="24"/>
-        </w:rPr>
-        <w:t>віки</w:t>
-      </w:r>
-      <w:r>
-        <w:rPr>
-          <w:rFonts w:ascii="Times New Roman" w:hAnsi="Times New Roman"/>
-          <w:sz w:val="24"/>
-        </w:rPr>
-        <w:t xml:space="preserve"> </w:t>
-      </w:r>
-      <w:r>
-        <w:rPr>
-          <w:rFonts w:ascii="Times New Roman" w:hAnsi="Times New Roman"/>
-          <w:sz w:val="24"/>
-        </w:rPr>
-        <w:t>віків.</w:t>
+        <w:t xml:space="preserve"> Бо Твоє є царство, і сила, і слава, Отця, і Сина, і Святого Духа, нині, і повсякчас, і на віки віків.</w:t>
       </w:r>
     </w:p>
     <w:p>
@@ -30346,7 +29485,7 @@
         <w:rPr>
           <w:rFonts w:ascii="Times New Roman" w:hAnsi="Times New Roman"/>
           <w:i/>
-          <w:color w:val="FF4400"/>
+          <w:color w:val="FF0000"/>
           <w:sz w:val="24"/>
         </w:rPr>
         <w:t>Священник:</w:t>
@@ -30354,326 +29493,9 @@
       <w:r>
         <w:rPr>
           <w:rFonts w:ascii="Times New Roman" w:hAnsi="Times New Roman"/>
-          <w:i/>
-          <w:color w:val="FF4400"/>
-          <w:sz w:val="24"/>
-        </w:rPr>
-        <w:t xml:space="preserve"> </w:t>
-      </w:r>
-      <w:r>
-        <w:rPr>
-          <w:rFonts w:ascii="Times New Roman" w:hAnsi="Times New Roman"/>
-          <w:sz w:val="24"/>
-        </w:rPr>
-        <w:t>Бо</w:t>
-      </w:r>
-      <w:r>
-        <w:rPr>
-          <w:rFonts w:ascii="Times New Roman" w:hAnsi="Times New Roman"/>
-          <w:sz w:val="24"/>
-        </w:rPr>
-        <w:t xml:space="preserve"> </w:t>
-      </w:r>
-      <w:r>
-        <w:rPr>
-          <w:rFonts w:ascii="Times New Roman" w:hAnsi="Times New Roman"/>
-          <w:sz w:val="24"/>
-        </w:rPr>
-        <w:t>милостивий</w:t>
-      </w:r>
-      <w:r>
-        <w:rPr>
-          <w:rFonts w:ascii="Times New Roman" w:hAnsi="Times New Roman"/>
-          <w:sz w:val="24"/>
-        </w:rPr>
-        <w:t xml:space="preserve"> </w:t>
-      </w:r>
-      <w:r>
-        <w:rPr>
-          <w:rFonts w:ascii="Times New Roman" w:hAnsi="Times New Roman"/>
-          <w:sz w:val="24"/>
-        </w:rPr>
-        <w:t>і</w:t>
-      </w:r>
-      <w:r>
-        <w:rPr>
-          <w:rFonts w:ascii="Times New Roman" w:hAnsi="Times New Roman"/>
-          <w:sz w:val="24"/>
-        </w:rPr>
-        <w:t xml:space="preserve"> </w:t>
-      </w:r>
-      <w:r>
-        <w:rPr>
-          <w:rFonts w:ascii="Times New Roman" w:hAnsi="Times New Roman"/>
-          <w:sz w:val="24"/>
-        </w:rPr>
-        <w:t>людинолюбний</w:t>
-      </w:r>
-      <w:r>
-        <w:rPr>
-          <w:rFonts w:ascii="Times New Roman" w:hAnsi="Times New Roman"/>
-          <w:sz w:val="24"/>
-        </w:rPr>
-        <w:t xml:space="preserve"> </w:t>
-      </w:r>
-      <w:r>
-        <w:rPr>
-          <w:rFonts w:ascii="Times New Roman" w:hAnsi="Times New Roman"/>
-          <w:sz w:val="24"/>
-        </w:rPr>
-        <w:t>Бог</w:t>
-      </w:r>
-      <w:r>
-        <w:rPr>
-          <w:rFonts w:ascii="Times New Roman" w:hAnsi="Times New Roman"/>
-          <w:sz w:val="24"/>
-        </w:rPr>
-        <w:t xml:space="preserve"> </w:t>
-      </w:r>
-      <w:r>
-        <w:rPr>
-          <w:rFonts w:ascii="Times New Roman" w:hAnsi="Times New Roman"/>
-          <w:sz w:val="24"/>
-        </w:rPr>
-        <w:t>єси,</w:t>
-      </w:r>
-      <w:r>
-        <w:rPr>
-          <w:rFonts w:ascii="Times New Roman" w:hAnsi="Times New Roman"/>
-          <w:sz w:val="24"/>
-        </w:rPr>
-        <w:t xml:space="preserve"> </w:t>
-      </w:r>
-      <w:r>
-        <w:rPr>
-          <w:rFonts w:ascii="Times New Roman" w:hAnsi="Times New Roman"/>
-          <w:sz w:val="24"/>
-        </w:rPr>
-        <w:t>і</w:t>
-      </w:r>
-      <w:r>
-        <w:rPr>
-          <w:rFonts w:ascii="Times New Roman" w:hAnsi="Times New Roman"/>
-          <w:sz w:val="24"/>
-        </w:rPr>
-        <w:t xml:space="preserve"> </w:t>
-      </w:r>
-      <w:r>
-        <w:rPr>
-          <w:rFonts w:ascii="Times New Roman" w:hAnsi="Times New Roman"/>
-          <w:sz w:val="24"/>
-        </w:rPr>
-        <w:t>Тобі</w:t>
-      </w:r>
-      <w:r>
-        <w:rPr>
-          <w:rFonts w:ascii="Times New Roman" w:hAnsi="Times New Roman"/>
-          <w:sz w:val="24"/>
-        </w:rPr>
-        <w:t xml:space="preserve"> </w:t>
-      </w:r>
-      <w:r>
-        <w:rPr>
-          <w:rFonts w:ascii="Times New Roman" w:hAnsi="Times New Roman"/>
-          <w:sz w:val="24"/>
-        </w:rPr>
-        <w:t>славу</w:t>
-      </w:r>
-      <w:r>
-        <w:rPr>
-          <w:rFonts w:ascii="Times New Roman" w:hAnsi="Times New Roman"/>
-          <w:sz w:val="24"/>
-        </w:rPr>
-        <w:t xml:space="preserve"> </w:t>
-      </w:r>
-      <w:r>
-        <w:rPr>
-          <w:rFonts w:ascii="Times New Roman" w:hAnsi="Times New Roman"/>
-          <w:sz w:val="24"/>
-        </w:rPr>
-        <w:t>возсилаємо,</w:t>
-      </w:r>
-      <w:r>
-        <w:rPr>
-          <w:rFonts w:ascii="Times New Roman" w:hAnsi="Times New Roman"/>
-          <w:sz w:val="24"/>
-        </w:rPr>
-        <w:t xml:space="preserve"> </w:t>
-      </w:r>
-      <w:r>
-        <w:rPr>
-          <w:rFonts w:ascii="Times New Roman" w:hAnsi="Times New Roman"/>
-          <w:sz w:val="24"/>
-        </w:rPr>
-        <w:t>Отцю,</w:t>
-      </w:r>
-      <w:r>
-        <w:rPr>
-          <w:rFonts w:ascii="Times New Roman" w:hAnsi="Times New Roman"/>
-          <w:sz w:val="24"/>
-        </w:rPr>
-        <w:t xml:space="preserve"> </w:t>
-      </w:r>
-      <w:r>
-        <w:rPr>
-          <w:rFonts w:ascii="Times New Roman" w:hAnsi="Times New Roman"/>
-          <w:sz w:val="24"/>
-        </w:rPr>
-        <w:t>і</w:t>
-      </w:r>
-      <w:r>
-        <w:rPr>
-          <w:rFonts w:ascii="Times New Roman" w:hAnsi="Times New Roman"/>
-          <w:sz w:val="24"/>
-        </w:rPr>
-        <w:t xml:space="preserve"> </w:t>
-      </w:r>
-      <w:r>
-        <w:rPr>
-          <w:rFonts w:ascii="Times New Roman" w:hAnsi="Times New Roman"/>
-          <w:sz w:val="24"/>
-        </w:rPr>
-        <w:t>Сину,</w:t>
-      </w:r>
-      <w:r>
-        <w:rPr>
-          <w:rFonts w:ascii="Times New Roman" w:hAnsi="Times New Roman"/>
-          <w:sz w:val="24"/>
-        </w:rPr>
-        <w:t xml:space="preserve"> </w:t>
-      </w:r>
-      <w:r>
-        <w:rPr>
-          <w:rFonts w:ascii="Times New Roman" w:hAnsi="Times New Roman"/>
-          <w:sz w:val="24"/>
-        </w:rPr>
-        <w:t>і</w:t>
-      </w:r>
-      <w:r>
-        <w:rPr>
-          <w:rFonts w:ascii="Times New Roman" w:hAnsi="Times New Roman"/>
-          <w:sz w:val="24"/>
-        </w:rPr>
-        <w:t xml:space="preserve"> </w:t>
-      </w:r>
-      <w:r>
-        <w:rPr>
-          <w:rFonts w:ascii="Times New Roman" w:hAnsi="Times New Roman"/>
-          <w:sz w:val="24"/>
-        </w:rPr>
-        <w:t>Святому</w:t>
-      </w:r>
-      <w:r>
-        <w:rPr>
-          <w:rFonts w:ascii="Times New Roman" w:hAnsi="Times New Roman"/>
-          <w:sz w:val="24"/>
-        </w:rPr>
-        <w:t xml:space="preserve"> </w:t>
-      </w:r>
-      <w:r>
-        <w:rPr>
-          <w:rFonts w:ascii="Times New Roman" w:hAnsi="Times New Roman"/>
-          <w:sz w:val="24"/>
-        </w:rPr>
-        <w:t>Духові,</w:t>
-      </w:r>
-      <w:r>
-        <w:rPr>
-          <w:rFonts w:ascii="Times New Roman" w:hAnsi="Times New Roman"/>
-          <w:sz w:val="24"/>
-        </w:rPr>
-        <w:t xml:space="preserve"> </w:t>
-      </w:r>
-      <w:r>
-        <w:rPr>
-          <w:rFonts w:ascii="Times New Roman" w:hAnsi="Times New Roman"/>
-          <w:sz w:val="24"/>
-        </w:rPr>
-        <w:t>нині,</w:t>
-      </w:r>
-      <w:r>
-        <w:rPr>
-          <w:rFonts w:ascii="Times New Roman" w:hAnsi="Times New Roman"/>
-          <w:sz w:val="24"/>
-        </w:rPr>
-        <w:t xml:space="preserve"> </w:t>
-      </w:r>
-      <w:r>
-        <w:rPr>
-          <w:rFonts w:ascii="Times New Roman" w:hAnsi="Times New Roman"/>
-          <w:sz w:val="24"/>
-        </w:rPr>
-        <w:t>і</w:t>
-      </w:r>
-      <w:r>
-        <w:rPr>
-          <w:rFonts w:ascii="Times New Roman" w:hAnsi="Times New Roman"/>
-          <w:sz w:val="24"/>
-        </w:rPr>
-        <w:t xml:space="preserve"> </w:t>
-      </w:r>
-      <w:r>
-        <w:rPr>
-          <w:rFonts w:ascii="Times New Roman" w:hAnsi="Times New Roman"/>
-          <w:sz w:val="24"/>
-        </w:rPr>
-        <w:t>повсякчас,</w:t>
-      </w:r>
-      <w:r>
-        <w:rPr>
-          <w:rFonts w:ascii="Times New Roman" w:hAnsi="Times New Roman"/>
-          <w:sz w:val="24"/>
-        </w:rPr>
-        <w:t xml:space="preserve"> </w:t>
-      </w:r>
-      <w:r>
-        <w:rPr>
-          <w:rFonts w:ascii="Times New Roman" w:hAnsi="Times New Roman"/>
-          <w:sz w:val="24"/>
-        </w:rPr>
-        <w:t>і</w:t>
-      </w:r>
-      <w:r>
-        <w:rPr>
-          <w:rFonts w:ascii="Times New Roman" w:hAnsi="Times New Roman"/>
-          <w:sz w:val="24"/>
-        </w:rPr>
-        <w:t xml:space="preserve"> </w:t>
-      </w:r>
-      <w:r>
-        <w:rPr>
-          <w:rFonts w:ascii="Times New Roman" w:hAnsi="Times New Roman"/>
-          <w:sz w:val="24"/>
-        </w:rPr>
-        <w:t>на</w:t>
-      </w:r>
-      <w:r>
-        <w:rPr>
-          <w:rFonts w:ascii="Times New Roman" w:hAnsi="Times New Roman"/>
-          <w:sz w:val="24"/>
-        </w:rPr>
-        <w:t xml:space="preserve"> </w:t>
-      </w:r>
-      <w:r>
-        <w:rPr>
-          <w:rFonts w:ascii="Times New Roman" w:hAnsi="Times New Roman"/>
-          <w:sz w:val="24"/>
-        </w:rPr>
-        <w:t>віки</w:t>
-      </w:r>
-      <w:r>
-        <w:rPr>
-          <w:rFonts w:ascii="Times New Roman" w:hAnsi="Times New Roman"/>
-          <w:sz w:val="24"/>
-        </w:rPr>
-        <w:t xml:space="preserve"> </w:t>
-      </w:r>
-      <w:r>
-        <w:rPr>
-          <w:rFonts w:ascii="Times New Roman" w:hAnsi="Times New Roman"/>
-          <w:sz w:val="24"/>
-        </w:rPr>
-        <w:t>віків.</w:t>
+          <w:sz w:val="24"/>
+        </w:rPr>
+        <w:t xml:space="preserve"> Бо милостивий і людинолюбний Бог єси, і Тобі славу возсилаємо, Отцю, і Сину, і Святому Духові, нині, і повсякчас, і на віки віків.</w:t>
       </w:r>
     </w:p>
     <w:p>
@@ -30800,8 +29622,20 @@
           <w:color w:val="FF0000"/>
           <w:sz w:val="24"/>
         </w:rPr>
-        <w:t>Священ</w:t>
-      </w:r>
+        <w:t>Священник:</w:t>
+      </w:r>
+      <w:r>
+        <w:rPr>
+          <w:rFonts w:ascii="Times New Roman" w:hAnsi="Times New Roman"/>
+          <w:sz w:val="24"/>
+        </w:rPr>
+        <w:t xml:space="preserve"> Сла́ва Тобі́, Хри́сте Бо́же, упова́ння на́ше, сла́ва Тобі́!</w:t>
+      </w:r>
+    </w:p>
+    <w:p>
+      <w:pPr>
+        <w:spacing w:after="120"/>
+      </w:pPr>
       <w:r>
         <w:rPr>
           <w:rFonts w:ascii="Times New Roman" w:hAnsi="Times New Roman"/>
@@ -30809,7 +29643,22 @@
           <w:color w:val="FF0000"/>
           <w:sz w:val="24"/>
         </w:rPr>
-        <w:t>н</w:t>
+        <w:t>Вірні:</w:t>
+      </w:r>
+      <w:r>
+        <w:rPr>
+          <w:rFonts w:ascii="Times New Roman" w:hAnsi="Times New Roman"/>
+          <w:color w:val="FF0000"/>
+          <w:sz w:val="24"/>
+        </w:rPr>
+        <w:t xml:space="preserve"> </w:t>
+      </w:r>
+      <w:r>
+        <w:rPr>
+          <w:rFonts w:ascii="Times New Roman" w:hAnsi="Times New Roman"/>
+          <w:sz w:val="24"/>
+        </w:rPr>
+        <w:t xml:space="preserve">Сла́ва Отцю́, і Си́ну, і Свято́му Ду́хові, і ни́ні, і повсякча́с, і на ві́ки вікі́в. Амі́нь. Го́споди, поми́луй. </w:t>
       </w:r>
       <w:r>
         <w:rPr>
@@ -30818,22 +29667,14 @@
           <w:color w:val="FF0000"/>
           <w:sz w:val="24"/>
         </w:rPr>
-        <w:t>ик:</w:t>
-      </w:r>
-      <w:r>
-        <w:rPr>
-          <w:rFonts w:ascii="Times New Roman" w:hAnsi="Times New Roman"/>
-          <w:color w:val="FF0000"/>
-          <w:sz w:val="24"/>
-        </w:rPr>
-        <w:t xml:space="preserve"> </w:t>
-      </w:r>
-      <w:r>
-        <w:rPr>
-          <w:rFonts w:ascii="Times New Roman" w:hAnsi="Times New Roman"/>
-          <w:sz w:val="24"/>
-        </w:rPr>
-        <w:t>Сла́ва Тобі́, Хри́сте Бо́же, упова́ння на́ше, сла́ва Тобі́!</w:t>
+        <w:t>(3 р.)</w:t>
+      </w:r>
+      <w:r>
+        <w:rPr>
+          <w:rFonts w:ascii="Times New Roman" w:hAnsi="Times New Roman"/>
+          <w:sz w:val="24"/>
+        </w:rPr>
+        <w:t xml:space="preserve"> Благослови́.</w:t>
       </w:r>
     </w:p>
     <w:p>
@@ -30847,128 +29688,14 @@
           <w:color w:val="FF0000"/>
           <w:sz w:val="24"/>
         </w:rPr>
-        <w:t>Вірні:</w:t>
-      </w:r>
-      <w:r>
-        <w:rPr>
-          <w:rFonts w:ascii="Times New Roman" w:hAnsi="Times New Roman"/>
-          <w:color w:val="FF0000"/>
-          <w:sz w:val="24"/>
-        </w:rPr>
-        <w:t xml:space="preserve"> </w:t>
-      </w:r>
-      <w:r>
-        <w:rPr>
-          <w:rFonts w:ascii="Times New Roman" w:hAnsi="Times New Roman"/>
-          <w:sz w:val="24"/>
-        </w:rPr>
-        <w:t xml:space="preserve">Сла́ва Отцю́, і Си́ну, і Свято́му Ду́хові, і ни́ні, і повсякча́с, і на ві́ки вікі́в. Амі́нь. Го́споди, поми́луй. </w:t>
-      </w:r>
-      <w:r>
-        <w:rPr>
-          <w:rFonts w:ascii="Times New Roman" w:hAnsi="Times New Roman"/>
-          <w:i/>
-          <w:color w:val="FF0000"/>
-          <w:sz w:val="24"/>
-        </w:rPr>
-        <w:t>(3 р.)</w:t>
-      </w:r>
-      <w:r>
-        <w:rPr>
-          <w:rFonts w:ascii="Times New Roman" w:hAnsi="Times New Roman"/>
-          <w:sz w:val="24"/>
-        </w:rPr>
-        <w:t xml:space="preserve"> Благослови́.</w:t>
-      </w:r>
-    </w:p>
-    <w:p>
-      <w:pPr>
-        <w:spacing w:after="120" w:line="20" w:lineRule="atLeast"/>
-        <w:jc w:val="both"/>
-        <w:rPr>
-          <w:rFonts w:ascii="Times New Roman" w:hAnsi="Times New Roman"/>
-          <w:sz w:val="24"/>
-          <w:szCs w:val="24"/>
-          <w:lang w:val="uk-UA"/>
-        </w:rPr>
-      </w:pPr>
-      <w:r>
-        <w:rPr>
-          <w:rFonts w:ascii="Times New Roman" w:hAnsi="Times New Roman"/>
-          <w:i/>
-          <w:color w:val="FF0000"/>
-          <w:sz w:val="24"/>
-          <w:szCs w:val="24"/>
-          <w:lang w:val="uk-UA"/>
-        </w:rPr>
-        <w:t>Священик:</w:t>
-      </w:r>
-      <w:r>
-        <w:rPr>
-          <w:rFonts w:ascii="Times New Roman" w:hAnsi="Times New Roman"/>
-          <w:color w:val="FF0000"/>
-          <w:sz w:val="24"/>
-          <w:szCs w:val="24"/>
-          <w:lang w:val="uk-UA"/>
-        </w:rPr>
-        <w:t xml:space="preserve"> </w:t>
-      </w:r>
-      <w:r>
-        <w:rPr>
-          <w:rFonts w:ascii="Times New Roman" w:hAnsi="Times New Roman"/>
-          <w:sz w:val="24"/>
-          <w:szCs w:val="24"/>
-          <w:lang w:val="uk-UA"/>
-        </w:rPr>
-        <w:t>Христос, істинний Бог наш, що народився в вертепі у Вифлеємі Юдейському і дав себе покласти у ясла спасення нашого ради, молитвами пречистої своєї Матері, святих, славних і всехвальних апостолів, і святого (</w:t>
-      </w:r>
-      <w:r>
-        <w:rPr>
-          <w:rFonts w:ascii="Times New Roman" w:hAnsi="Times New Roman"/>
-          <w:i/>
-          <w:color w:val="FF0000"/>
-          <w:sz w:val="24"/>
-          <w:szCs w:val="24"/>
-          <w:lang w:val="uk-UA"/>
-        </w:rPr>
-        <w:t>ім'я, якого є храм</w:t>
-      </w:r>
-      <w:r>
-        <w:rPr>
-          <w:rFonts w:ascii="Times New Roman" w:hAnsi="Times New Roman"/>
-          <w:sz w:val="24"/>
-          <w:szCs w:val="24"/>
-          <w:lang w:val="uk-UA"/>
-        </w:rPr>
-        <w:t xml:space="preserve">), і святої мучениці </w:t>
-      </w:r>
-      <w:r>
-        <w:rPr>
-          <w:rFonts w:ascii="Times New Roman" w:hAnsi="Times New Roman"/>
-          <w:color w:val="000000"/>
-          <w:sz w:val="24"/>
-          <w:szCs w:val="24"/>
-          <w:lang w:val="uk-UA" w:eastAsia="ru-RU"/>
-        </w:rPr>
-        <w:t xml:space="preserve">Анісії, та преподобної матері нашої </w:t>
-      </w:r>
-      <w:r>
-        <w:rPr>
-          <w:rFonts w:ascii="Times New Roman" w:hAnsi="Times New Roman"/>
-          <w:sz w:val="24"/>
-          <w:szCs w:val="24"/>
-          <w:lang w:val="uk-UA" w:eastAsia="ru-RU"/>
-        </w:rPr>
-        <w:t>Меланії Римлянки</w:t>
-      </w:r>
-      <w:r>
-        <w:rPr>
-          <w:rFonts w:ascii="Times New Roman" w:hAnsi="Times New Roman"/>
-          <w:sz w:val="24"/>
-          <w:szCs w:val="24"/>
-          <w:lang w:val="uk-UA"/>
-        </w:rPr>
-        <w:t>, і всіх святих, помилує і спасе нас, як благий і чоловіколюбець.</w:t>
+        <w:t>Священник:</w:t>
+      </w:r>
+      <w:r>
+        <w:rPr>
+          <w:rFonts w:ascii="Times New Roman" w:hAnsi="Times New Roman"/>
+          <w:sz w:val="24"/>
+        </w:rPr>
+        <w:t xml:space="preserve"> Христос, істинний Бог наш, що народився у вертепі у Вифлеємі Юдейському і в яслах положився спасіння нашого ради - молитвами пречистої своєї Матері, якої пам'ять собору святкуємо, святих, славних і всехвальних апостолів, і святої мучениці Анісії, преподобного Зотика, пресвітера і кормителя сиріт, і всіх святих - помилує і спасе нас як благий і людинолюбний.</w:t>
       </w:r>
     </w:p>
     <w:p>
@@ -37982,7 +36709,7 @@
         <w:rPr>
           <w:rFonts w:ascii="Times New Roman" w:hAnsi="Times New Roman"/>
           <w:i/>
-          <w:color w:val="FF4400"/>
+          <w:color w:val="FF0000"/>
           <w:sz w:val="24"/>
         </w:rPr>
         <w:t>Священник:</w:t>
@@ -37992,294 +36719,7 @@
           <w:rFonts w:ascii="Times New Roman" w:hAnsi="Times New Roman"/>
           <w:sz w:val="24"/>
         </w:rPr>
-        <w:t xml:space="preserve"> </w:t>
-      </w:r>
-      <w:r>
-        <w:rPr>
-          <w:rFonts w:ascii="Times New Roman" w:hAnsi="Times New Roman"/>
-          <w:sz w:val="24"/>
-        </w:rPr>
-        <w:t>Бо</w:t>
-      </w:r>
-      <w:r>
-        <w:rPr>
-          <w:rFonts w:ascii="Times New Roman" w:hAnsi="Times New Roman"/>
-          <w:sz w:val="24"/>
-        </w:rPr>
-        <w:t xml:space="preserve"> </w:t>
-      </w:r>
-      <w:r>
-        <w:rPr>
-          <w:rFonts w:ascii="Times New Roman" w:hAnsi="Times New Roman"/>
-          <w:sz w:val="24"/>
-        </w:rPr>
-        <w:t>Тобі</w:t>
-      </w:r>
-      <w:r>
-        <w:rPr>
-          <w:rFonts w:ascii="Times New Roman" w:hAnsi="Times New Roman"/>
-          <w:sz w:val="24"/>
-        </w:rPr>
-        <w:t xml:space="preserve"> </w:t>
-      </w:r>
-      <w:r>
-        <w:rPr>
-          <w:rFonts w:ascii="Times New Roman" w:hAnsi="Times New Roman"/>
-          <w:sz w:val="24"/>
-        </w:rPr>
-        <w:t>належить</w:t>
-      </w:r>
-      <w:r>
-        <w:rPr>
-          <w:rFonts w:ascii="Times New Roman" w:hAnsi="Times New Roman"/>
-          <w:sz w:val="24"/>
-        </w:rPr>
-        <w:t xml:space="preserve"> </w:t>
-      </w:r>
-      <w:r>
-        <w:rPr>
-          <w:rFonts w:ascii="Times New Roman" w:hAnsi="Times New Roman"/>
-          <w:sz w:val="24"/>
-        </w:rPr>
-        <w:t>усяка</w:t>
-      </w:r>
-      <w:r>
-        <w:rPr>
-          <w:rFonts w:ascii="Times New Roman" w:hAnsi="Times New Roman"/>
-          <w:sz w:val="24"/>
-        </w:rPr>
-        <w:t xml:space="preserve"> </w:t>
-      </w:r>
-      <w:r>
-        <w:rPr>
-          <w:rFonts w:ascii="Times New Roman" w:hAnsi="Times New Roman"/>
-          <w:sz w:val="24"/>
-        </w:rPr>
-        <w:t>слава,</w:t>
-      </w:r>
-      <w:r>
-        <w:rPr>
-          <w:rFonts w:ascii="Times New Roman" w:hAnsi="Times New Roman"/>
-          <w:sz w:val="24"/>
-        </w:rPr>
-        <w:t xml:space="preserve"> </w:t>
-      </w:r>
-      <w:r>
-        <w:rPr>
-          <w:rFonts w:ascii="Times New Roman" w:hAnsi="Times New Roman"/>
-          <w:sz w:val="24"/>
-        </w:rPr>
-        <w:t>честь</w:t>
-      </w:r>
-      <w:r>
-        <w:rPr>
-          <w:rFonts w:ascii="Times New Roman" w:hAnsi="Times New Roman"/>
-          <w:sz w:val="24"/>
-        </w:rPr>
-        <w:t xml:space="preserve"> </w:t>
-      </w:r>
-      <w:r>
-        <w:rPr>
-          <w:rFonts w:ascii="Times New Roman" w:hAnsi="Times New Roman"/>
-          <w:sz w:val="24"/>
-        </w:rPr>
-        <w:t>і</w:t>
-      </w:r>
-      <w:r>
-        <w:rPr>
-          <w:rFonts w:ascii="Times New Roman" w:hAnsi="Times New Roman"/>
-          <w:sz w:val="24"/>
-        </w:rPr>
-        <w:t xml:space="preserve"> </w:t>
-      </w:r>
-      <w:r>
-        <w:rPr>
-          <w:rFonts w:ascii="Times New Roman" w:hAnsi="Times New Roman"/>
-          <w:sz w:val="24"/>
-        </w:rPr>
-        <w:t>поклоніння,</w:t>
-      </w:r>
-      <w:r>
-        <w:rPr>
-          <w:rFonts w:ascii="Times New Roman" w:hAnsi="Times New Roman"/>
-          <w:sz w:val="24"/>
-        </w:rPr>
-        <w:t xml:space="preserve"> </w:t>
-      </w:r>
-      <w:r>
-        <w:rPr>
-          <w:rFonts w:ascii="Times New Roman" w:hAnsi="Times New Roman"/>
-          <w:sz w:val="24"/>
-        </w:rPr>
-        <w:t>Отцю,</w:t>
-      </w:r>
-      <w:r>
-        <w:rPr>
-          <w:rFonts w:ascii="Times New Roman" w:hAnsi="Times New Roman"/>
-          <w:sz w:val="24"/>
-        </w:rPr>
-        <w:t xml:space="preserve"> </w:t>
-      </w:r>
-      <w:r>
-        <w:rPr>
-          <w:rFonts w:ascii="Times New Roman" w:hAnsi="Times New Roman"/>
-          <w:sz w:val="24"/>
-        </w:rPr>
-        <w:t>і</w:t>
-      </w:r>
-      <w:r>
-        <w:rPr>
-          <w:rFonts w:ascii="Times New Roman" w:hAnsi="Times New Roman"/>
-          <w:sz w:val="24"/>
-        </w:rPr>
-        <w:t xml:space="preserve"> </w:t>
-      </w:r>
-      <w:r>
-        <w:rPr>
-          <w:rFonts w:ascii="Times New Roman" w:hAnsi="Times New Roman"/>
-          <w:sz w:val="24"/>
-        </w:rPr>
-        <w:t>Сину,</w:t>
-      </w:r>
-      <w:r>
-        <w:rPr>
-          <w:rFonts w:ascii="Times New Roman" w:hAnsi="Times New Roman"/>
-          <w:sz w:val="24"/>
-        </w:rPr>
-        <w:t xml:space="preserve"> </w:t>
-      </w:r>
-      <w:r>
-        <w:rPr>
-          <w:rFonts w:ascii="Times New Roman" w:hAnsi="Times New Roman"/>
-          <w:sz w:val="24"/>
-        </w:rPr>
-        <w:t>і</w:t>
-      </w:r>
-      <w:r>
-        <w:rPr>
-          <w:rFonts w:ascii="Times New Roman" w:hAnsi="Times New Roman"/>
-          <w:sz w:val="24"/>
-        </w:rPr>
-        <w:t xml:space="preserve"> </w:t>
-      </w:r>
-      <w:r>
-        <w:rPr>
-          <w:rFonts w:ascii="Times New Roman" w:hAnsi="Times New Roman"/>
-          <w:sz w:val="24"/>
-        </w:rPr>
-        <w:t>Святому</w:t>
-      </w:r>
-      <w:r>
-        <w:rPr>
-          <w:rFonts w:ascii="Times New Roman" w:hAnsi="Times New Roman"/>
-          <w:sz w:val="24"/>
-        </w:rPr>
-        <w:t xml:space="preserve"> </w:t>
-      </w:r>
-      <w:r>
-        <w:rPr>
-          <w:rFonts w:ascii="Times New Roman" w:hAnsi="Times New Roman"/>
-          <w:sz w:val="24"/>
-        </w:rPr>
-        <w:t>Духові,</w:t>
-      </w:r>
-      <w:r>
-        <w:rPr>
-          <w:rFonts w:ascii="Times New Roman" w:hAnsi="Times New Roman"/>
-          <w:sz w:val="24"/>
-        </w:rPr>
-        <w:t xml:space="preserve"> </w:t>
-      </w:r>
-      <w:r>
-        <w:rPr>
-          <w:rFonts w:ascii="Times New Roman" w:hAnsi="Times New Roman"/>
-          <w:sz w:val="24"/>
-        </w:rPr>
-        <w:t>нині,</w:t>
-      </w:r>
-      <w:r>
-        <w:rPr>
-          <w:rFonts w:ascii="Times New Roman" w:hAnsi="Times New Roman"/>
-          <w:sz w:val="24"/>
-        </w:rPr>
-        <w:t xml:space="preserve"> </w:t>
-      </w:r>
-      <w:r>
-        <w:rPr>
-          <w:rFonts w:ascii="Times New Roman" w:hAnsi="Times New Roman"/>
-          <w:sz w:val="24"/>
-        </w:rPr>
-        <w:t>і</w:t>
-      </w:r>
-      <w:r>
-        <w:rPr>
-          <w:rFonts w:ascii="Times New Roman" w:hAnsi="Times New Roman"/>
-          <w:sz w:val="24"/>
-        </w:rPr>
-        <w:t xml:space="preserve"> </w:t>
-      </w:r>
-      <w:r>
-        <w:rPr>
-          <w:rFonts w:ascii="Times New Roman" w:hAnsi="Times New Roman"/>
-          <w:sz w:val="24"/>
-        </w:rPr>
-        <w:t>повсякчас,</w:t>
-      </w:r>
-      <w:r>
-        <w:rPr>
-          <w:rFonts w:ascii="Times New Roman" w:hAnsi="Times New Roman"/>
-          <w:sz w:val="24"/>
-        </w:rPr>
-        <w:t xml:space="preserve"> </w:t>
-      </w:r>
-      <w:r>
-        <w:rPr>
-          <w:rFonts w:ascii="Times New Roman" w:hAnsi="Times New Roman"/>
-          <w:sz w:val="24"/>
-        </w:rPr>
-        <w:t>і</w:t>
-      </w:r>
-      <w:r>
-        <w:rPr>
-          <w:rFonts w:ascii="Times New Roman" w:hAnsi="Times New Roman"/>
-          <w:sz w:val="24"/>
-        </w:rPr>
-        <w:t xml:space="preserve"> </w:t>
-      </w:r>
-      <w:r>
-        <w:rPr>
-          <w:rFonts w:ascii="Times New Roman" w:hAnsi="Times New Roman"/>
-          <w:sz w:val="24"/>
-        </w:rPr>
-        <w:t>на</w:t>
-      </w:r>
-      <w:r>
-        <w:rPr>
-          <w:rFonts w:ascii="Times New Roman" w:hAnsi="Times New Roman"/>
-          <w:sz w:val="24"/>
-        </w:rPr>
-        <w:t xml:space="preserve"> </w:t>
-      </w:r>
-      <w:r>
-        <w:rPr>
-          <w:rFonts w:ascii="Times New Roman" w:hAnsi="Times New Roman"/>
-          <w:sz w:val="24"/>
-        </w:rPr>
-        <w:t>віки</w:t>
-      </w:r>
-      <w:r>
-        <w:rPr>
-          <w:rFonts w:ascii="Times New Roman" w:hAnsi="Times New Roman"/>
-          <w:sz w:val="24"/>
-        </w:rPr>
-        <w:t xml:space="preserve"> </w:t>
-      </w:r>
-      <w:r>
-        <w:rPr>
-          <w:rFonts w:ascii="Times New Roman" w:hAnsi="Times New Roman"/>
-          <w:sz w:val="24"/>
-        </w:rPr>
-        <w:t>віків.</w:t>
+        <w:t xml:space="preserve"> Бо Тобі належить усяка слава, честь і поклоніння, Отцю, і Сину, і Святому Духові, нині, і повсякчас, і на віки віків.</w:t>
       </w:r>
     </w:p>
     <w:p>
@@ -39672,7 +38112,7 @@
         <w:rPr>
           <w:rFonts w:ascii="Times New Roman" w:hAnsi="Times New Roman"/>
           <w:i/>
-          <w:color w:val="FF4400"/>
+          <w:color w:val="FF0000"/>
           <w:sz w:val="24"/>
         </w:rPr>
         <w:t>Священник:</w:t>
@@ -39680,402 +38120,9 @@
       <w:r>
         <w:rPr>
           <w:rFonts w:ascii="Times New Roman" w:hAnsi="Times New Roman"/>
-          <w:color w:val="000000"/>
-          <w:sz w:val="24"/>
-        </w:rPr>
-        <w:t xml:space="preserve"> </w:t>
-      </w:r>
-      <w:r>
-        <w:rPr>
-          <w:rFonts w:ascii="Times New Roman" w:hAnsi="Times New Roman"/>
-          <w:color w:val="000000"/>
-          <w:sz w:val="24"/>
-        </w:rPr>
-        <w:t>Бо</w:t>
-      </w:r>
-      <w:r>
-        <w:rPr>
-          <w:rFonts w:ascii="Times New Roman" w:hAnsi="Times New Roman"/>
-          <w:color w:val="000000"/>
-          <w:sz w:val="24"/>
-        </w:rPr>
-        <w:t xml:space="preserve"> </w:t>
-      </w:r>
-      <w:r>
-        <w:rPr>
-          <w:rFonts w:ascii="Times New Roman" w:hAnsi="Times New Roman"/>
-          <w:color w:val="000000"/>
-          <w:sz w:val="24"/>
-        </w:rPr>
-        <w:t>Твоя</w:t>
-      </w:r>
-      <w:r>
-        <w:rPr>
-          <w:rFonts w:ascii="Times New Roman" w:hAnsi="Times New Roman"/>
-          <w:color w:val="000000"/>
-          <w:sz w:val="24"/>
-        </w:rPr>
-        <w:t xml:space="preserve"> </w:t>
-      </w:r>
-      <w:r>
-        <w:rPr>
-          <w:rFonts w:ascii="Times New Roman" w:hAnsi="Times New Roman"/>
-          <w:color w:val="000000"/>
-          <w:sz w:val="24"/>
-        </w:rPr>
-        <w:t>є</w:t>
-      </w:r>
-      <w:r>
-        <w:rPr>
-          <w:rFonts w:ascii="Times New Roman" w:hAnsi="Times New Roman"/>
-          <w:color w:val="000000"/>
-          <w:sz w:val="24"/>
-        </w:rPr>
-        <w:t xml:space="preserve"> </w:t>
-      </w:r>
-      <w:r>
-        <w:rPr>
-          <w:rFonts w:ascii="Times New Roman" w:hAnsi="Times New Roman"/>
-          <w:color w:val="000000"/>
-          <w:sz w:val="24"/>
-        </w:rPr>
-        <w:t>влада</w:t>
-      </w:r>
-      <w:r>
-        <w:rPr>
-          <w:rFonts w:ascii="Times New Roman" w:hAnsi="Times New Roman"/>
-          <w:color w:val="000000"/>
-          <w:sz w:val="24"/>
-        </w:rPr>
-        <w:t xml:space="preserve"> </w:t>
-      </w:r>
-      <w:r>
-        <w:rPr>
-          <w:rFonts w:ascii="Times New Roman" w:hAnsi="Times New Roman"/>
-          <w:color w:val="000000"/>
-          <w:sz w:val="24"/>
-        </w:rPr>
-        <w:t>і</w:t>
-      </w:r>
-      <w:r>
-        <w:rPr>
-          <w:rFonts w:ascii="Times New Roman" w:hAnsi="Times New Roman"/>
-          <w:color w:val="000000"/>
-          <w:sz w:val="24"/>
-        </w:rPr>
-        <w:t xml:space="preserve"> </w:t>
-      </w:r>
-      <w:r>
-        <w:rPr>
-          <w:rFonts w:ascii="Times New Roman" w:hAnsi="Times New Roman"/>
-          <w:color w:val="000000"/>
-          <w:sz w:val="24"/>
-        </w:rPr>
-        <w:t>Твоє</w:t>
-      </w:r>
-      <w:r>
-        <w:rPr>
-          <w:rFonts w:ascii="Times New Roman" w:hAnsi="Times New Roman"/>
-          <w:color w:val="000000"/>
-          <w:sz w:val="24"/>
-        </w:rPr>
-        <w:t xml:space="preserve"> </w:t>
-      </w:r>
-      <w:r>
-        <w:rPr>
-          <w:rFonts w:ascii="Times New Roman" w:hAnsi="Times New Roman"/>
-          <w:color w:val="000000"/>
-          <w:sz w:val="24"/>
-        </w:rPr>
-        <w:t>є</w:t>
-      </w:r>
-      <w:r>
-        <w:rPr>
-          <w:rFonts w:ascii="Times New Roman" w:hAnsi="Times New Roman"/>
-          <w:color w:val="000000"/>
-          <w:sz w:val="24"/>
-        </w:rPr>
-        <w:t xml:space="preserve"> </w:t>
-      </w:r>
-      <w:r>
-        <w:rPr>
-          <w:rFonts w:ascii="Times New Roman" w:hAnsi="Times New Roman"/>
-          <w:color w:val="000000"/>
-          <w:sz w:val="24"/>
-        </w:rPr>
-        <w:t>царство,</w:t>
-      </w:r>
-      <w:r>
-        <w:rPr>
-          <w:rFonts w:ascii="Times New Roman" w:hAnsi="Times New Roman"/>
-          <w:color w:val="000000"/>
-          <w:sz w:val="24"/>
-        </w:rPr>
-        <w:t xml:space="preserve"> </w:t>
-      </w:r>
-      <w:r>
-        <w:rPr>
-          <w:rFonts w:ascii="Times New Roman" w:hAnsi="Times New Roman"/>
-          <w:color w:val="000000"/>
-          <w:sz w:val="24"/>
-        </w:rPr>
-        <w:t>і</w:t>
-      </w:r>
-      <w:r>
-        <w:rPr>
-          <w:rFonts w:ascii="Times New Roman" w:hAnsi="Times New Roman"/>
-          <w:color w:val="000000"/>
-          <w:sz w:val="24"/>
-        </w:rPr>
-        <w:t xml:space="preserve"> </w:t>
-      </w:r>
-      <w:r>
-        <w:rPr>
-          <w:rFonts w:ascii="Times New Roman" w:hAnsi="Times New Roman"/>
-          <w:color w:val="000000"/>
-          <w:sz w:val="24"/>
-        </w:rPr>
-        <w:t>сила,</w:t>
-      </w:r>
-      <w:r>
-        <w:rPr>
-          <w:rFonts w:ascii="Times New Roman" w:hAnsi="Times New Roman"/>
-          <w:color w:val="000000"/>
-          <w:sz w:val="24"/>
-        </w:rPr>
-        <w:t xml:space="preserve"> </w:t>
-      </w:r>
-      <w:r>
-        <w:rPr>
-          <w:rFonts w:ascii="Times New Roman" w:hAnsi="Times New Roman"/>
-          <w:color w:val="000000"/>
-          <w:sz w:val="24"/>
-        </w:rPr>
-        <w:t>і</w:t>
-      </w:r>
-      <w:r>
-        <w:rPr>
-          <w:rFonts w:ascii="Times New Roman" w:hAnsi="Times New Roman"/>
-          <w:color w:val="000000"/>
-          <w:sz w:val="24"/>
-        </w:rPr>
-        <w:t xml:space="preserve"> </w:t>
-      </w:r>
-      <w:r>
-        <w:rPr>
-          <w:rFonts w:ascii="Times New Roman" w:hAnsi="Times New Roman"/>
-          <w:color w:val="000000"/>
-          <w:sz w:val="24"/>
-        </w:rPr>
-        <w:t>слава,</w:t>
-      </w:r>
-      <w:r>
-        <w:rPr>
-          <w:rFonts w:ascii="Times New Roman" w:hAnsi="Times New Roman"/>
-          <w:color w:val="000000"/>
-          <w:sz w:val="24"/>
-        </w:rPr>
-        <w:t xml:space="preserve"> </w:t>
-      </w:r>
-      <w:r>
-        <w:rPr>
-          <w:rFonts w:ascii="Times New Roman" w:hAnsi="Times New Roman"/>
-          <w:color w:val="000000"/>
-          <w:sz w:val="24"/>
-        </w:rPr>
-        <w:t>Отця,</w:t>
-      </w:r>
-      <w:r>
-        <w:rPr>
-          <w:rFonts w:ascii="Times New Roman" w:hAnsi="Times New Roman"/>
-          <w:color w:val="000000"/>
-          <w:sz w:val="24"/>
-        </w:rPr>
-        <w:t xml:space="preserve"> </w:t>
-      </w:r>
-      <w:r>
-        <w:rPr>
-          <w:rFonts w:ascii="Times New Roman" w:hAnsi="Times New Roman"/>
-          <w:color w:val="000000"/>
-          <w:sz w:val="24"/>
-        </w:rPr>
-        <w:t>і</w:t>
-      </w:r>
-      <w:r>
-        <w:rPr>
-          <w:rFonts w:ascii="Times New Roman" w:hAnsi="Times New Roman"/>
-          <w:color w:val="000000"/>
-          <w:sz w:val="24"/>
-        </w:rPr>
-        <w:t xml:space="preserve"> </w:t>
-      </w:r>
-      <w:r>
-        <w:rPr>
-          <w:rFonts w:ascii="Times New Roman" w:hAnsi="Times New Roman"/>
-          <w:color w:val="000000"/>
-          <w:sz w:val="24"/>
-        </w:rPr>
-        <w:t>Сина,</w:t>
-      </w:r>
-      <w:r>
-        <w:rPr>
-          <w:rFonts w:ascii="Times New Roman" w:hAnsi="Times New Roman"/>
-          <w:color w:val="000000"/>
-          <w:sz w:val="24"/>
-        </w:rPr>
-        <w:t xml:space="preserve"> </w:t>
-      </w:r>
-      <w:r>
-        <w:rPr>
-          <w:rFonts w:ascii="Times New Roman" w:hAnsi="Times New Roman"/>
-          <w:color w:val="000000"/>
-          <w:sz w:val="24"/>
-        </w:rPr>
-        <w:t>і</w:t>
-      </w:r>
-      <w:r>
-        <w:rPr>
-          <w:rFonts w:ascii="Times New Roman" w:hAnsi="Times New Roman"/>
-          <w:color w:val="000000"/>
-          <w:sz w:val="24"/>
-        </w:rPr>
-        <w:t xml:space="preserve"> </w:t>
-      </w:r>
-      <w:r>
-        <w:rPr>
-          <w:rFonts w:ascii="Times New Roman" w:hAnsi="Times New Roman"/>
-          <w:color w:val="000000"/>
-          <w:sz w:val="24"/>
-        </w:rPr>
-        <w:t>Святого</w:t>
-      </w:r>
-      <w:r>
-        <w:rPr>
-          <w:rFonts w:ascii="Times New Roman" w:hAnsi="Times New Roman"/>
-          <w:color w:val="000000"/>
-          <w:sz w:val="24"/>
-        </w:rPr>
-        <w:t xml:space="preserve"> </w:t>
-      </w:r>
-      <w:r>
-        <w:rPr>
-          <w:rFonts w:ascii="Times New Roman" w:hAnsi="Times New Roman"/>
-          <w:color w:val="000000"/>
-          <w:sz w:val="24"/>
-        </w:rPr>
-        <w:t>Духа,</w:t>
-      </w:r>
-      <w:r>
-        <w:rPr>
-          <w:rFonts w:ascii="Times New Roman" w:hAnsi="Times New Roman"/>
-          <w:color w:val="000000"/>
-          <w:sz w:val="24"/>
-        </w:rPr>
-        <w:t xml:space="preserve"> </w:t>
-      </w:r>
-      <w:r>
-        <w:rPr>
-          <w:rFonts w:ascii="Times New Roman" w:hAnsi="Times New Roman"/>
-          <w:color w:val="000000"/>
-          <w:sz w:val="24"/>
-        </w:rPr>
-        <w:t>нині,</w:t>
-      </w:r>
-      <w:r>
-        <w:rPr>
-          <w:rFonts w:ascii="Times New Roman" w:hAnsi="Times New Roman"/>
-          <w:color w:val="000000"/>
-          <w:sz w:val="24"/>
-        </w:rPr>
-        <w:t xml:space="preserve"> </w:t>
-      </w:r>
-      <w:r>
-        <w:rPr>
-          <w:rFonts w:ascii="Times New Roman" w:hAnsi="Times New Roman"/>
-          <w:color w:val="000000"/>
-          <w:sz w:val="24"/>
-        </w:rPr>
-        <w:t>і</w:t>
-      </w:r>
-      <w:r>
-        <w:rPr>
-          <w:rFonts w:ascii="Times New Roman" w:hAnsi="Times New Roman"/>
-          <w:color w:val="000000"/>
-          <w:sz w:val="24"/>
-        </w:rPr>
-        <w:t xml:space="preserve"> </w:t>
-      </w:r>
-      <w:r>
-        <w:rPr>
-          <w:rFonts w:ascii="Times New Roman" w:hAnsi="Times New Roman"/>
-          <w:color w:val="000000"/>
-          <w:sz w:val="24"/>
-        </w:rPr>
-        <w:t>повсякчас,</w:t>
-      </w:r>
-      <w:r>
-        <w:rPr>
-          <w:rFonts w:ascii="Times New Roman" w:hAnsi="Times New Roman"/>
-          <w:color w:val="000000"/>
-          <w:sz w:val="24"/>
-        </w:rPr>
-        <w:t xml:space="preserve"> </w:t>
-      </w:r>
-      <w:r>
-        <w:rPr>
-          <w:rFonts w:ascii="Times New Roman" w:hAnsi="Times New Roman"/>
-          <w:color w:val="000000"/>
-          <w:sz w:val="24"/>
-        </w:rPr>
-        <w:t>і</w:t>
-      </w:r>
-      <w:r>
-        <w:rPr>
-          <w:rFonts w:ascii="Times New Roman" w:hAnsi="Times New Roman"/>
-          <w:color w:val="000000"/>
-          <w:sz w:val="24"/>
-        </w:rPr>
-        <w:t xml:space="preserve"> </w:t>
-      </w:r>
-      <w:r>
-        <w:rPr>
-          <w:rFonts w:ascii="Times New Roman" w:hAnsi="Times New Roman"/>
-          <w:color w:val="000000"/>
-          <w:sz w:val="24"/>
-        </w:rPr>
-        <w:t>на</w:t>
-      </w:r>
-      <w:r>
-        <w:rPr>
-          <w:rFonts w:ascii="Times New Roman" w:hAnsi="Times New Roman"/>
-          <w:color w:val="000000"/>
-          <w:sz w:val="24"/>
-        </w:rPr>
-        <w:t xml:space="preserve"> </w:t>
-      </w:r>
-      <w:r>
-        <w:rPr>
-          <w:rFonts w:ascii="Times New Roman" w:hAnsi="Times New Roman"/>
-          <w:color w:val="000000"/>
-          <w:sz w:val="24"/>
-        </w:rPr>
-        <w:t>віки</w:t>
-      </w:r>
-      <w:r>
-        <w:rPr>
-          <w:rFonts w:ascii="Times New Roman" w:hAnsi="Times New Roman"/>
-          <w:color w:val="000000"/>
-          <w:sz w:val="24"/>
-        </w:rPr>
-        <w:t xml:space="preserve"> </w:t>
-      </w:r>
-      <w:r>
-        <w:rPr>
-          <w:rFonts w:ascii="Times New Roman" w:hAnsi="Times New Roman"/>
-          <w:color w:val="000000"/>
-          <w:sz w:val="24"/>
-        </w:rPr>
-        <w:t>віків.</w:t>
+          <w:sz w:val="24"/>
+        </w:rPr>
+        <w:t xml:space="preserve"> Бо Твоя є влада і Твоє є царство, і сила, і слава, Отця, і Сина, і Святого Духа, нині, і повсякчас, і на віки віків.</w:t>
       </w:r>
     </w:p>
     <w:p>
@@ -41131,7 +39178,7 @@
         <w:rPr>
           <w:rFonts w:ascii="Times New Roman" w:hAnsi="Times New Roman"/>
           <w:i/>
-          <w:color w:val="FF4400"/>
+          <w:color w:val="FF0000"/>
           <w:sz w:val="24"/>
         </w:rPr>
         <w:t>Священник:</w:t>
@@ -41139,386 +39186,9 @@
       <w:r>
         <w:rPr>
           <w:rFonts w:ascii="Times New Roman" w:hAnsi="Times New Roman"/>
-          <w:color w:val="000000"/>
-          <w:sz w:val="24"/>
-        </w:rPr>
-        <w:t xml:space="preserve"> </w:t>
-      </w:r>
-      <w:r>
-        <w:rPr>
-          <w:rFonts w:ascii="Times New Roman" w:hAnsi="Times New Roman"/>
-          <w:color w:val="000000"/>
-          <w:sz w:val="24"/>
-        </w:rPr>
-        <w:t>Бо</w:t>
-      </w:r>
-      <w:r>
-        <w:rPr>
-          <w:rFonts w:ascii="Times New Roman" w:hAnsi="Times New Roman"/>
-          <w:color w:val="000000"/>
-          <w:sz w:val="24"/>
-        </w:rPr>
-        <w:t xml:space="preserve"> </w:t>
-      </w:r>
-      <w:r>
-        <w:rPr>
-          <w:rFonts w:ascii="Times New Roman" w:hAnsi="Times New Roman"/>
-          <w:color w:val="000000"/>
-          <w:sz w:val="24"/>
-        </w:rPr>
-        <w:t>Ти</w:t>
-      </w:r>
-      <w:r>
-        <w:rPr>
-          <w:rFonts w:ascii="Times New Roman" w:hAnsi="Times New Roman"/>
-          <w:color w:val="000000"/>
-          <w:sz w:val="24"/>
-        </w:rPr>
-        <w:t xml:space="preserve"> </w:t>
-      </w:r>
-      <w:r>
-        <w:rPr>
-          <w:rFonts w:ascii="Times New Roman" w:hAnsi="Times New Roman"/>
-          <w:color w:val="000000"/>
-          <w:sz w:val="24"/>
-        </w:rPr>
-        <w:t>благий</w:t>
-      </w:r>
-      <w:r>
-        <w:rPr>
-          <w:rFonts w:ascii="Times New Roman" w:hAnsi="Times New Roman"/>
-          <w:color w:val="000000"/>
-          <w:sz w:val="24"/>
-        </w:rPr>
-        <w:t xml:space="preserve"> </w:t>
-      </w:r>
-      <w:r>
-        <w:rPr>
-          <w:rFonts w:ascii="Times New Roman" w:hAnsi="Times New Roman"/>
-          <w:color w:val="000000"/>
-          <w:sz w:val="24"/>
-        </w:rPr>
-        <w:t>і</w:t>
-      </w:r>
-      <w:r>
-        <w:rPr>
-          <w:rFonts w:ascii="Times New Roman" w:hAnsi="Times New Roman"/>
-          <w:color w:val="000000"/>
-          <w:sz w:val="24"/>
-        </w:rPr>
-        <w:t xml:space="preserve"> </w:t>
-      </w:r>
-      <w:r>
-        <w:rPr>
-          <w:rFonts w:ascii="Times New Roman" w:hAnsi="Times New Roman"/>
-          <w:color w:val="000000"/>
-          <w:sz w:val="24"/>
-        </w:rPr>
-        <w:t>людинолюбний</w:t>
-      </w:r>
-      <w:r>
-        <w:rPr>
-          <w:rFonts w:ascii="Times New Roman" w:hAnsi="Times New Roman"/>
-          <w:color w:val="000000"/>
-          <w:sz w:val="24"/>
-        </w:rPr>
-        <w:t xml:space="preserve"> </w:t>
-      </w:r>
-      <w:r>
-        <w:rPr>
-          <w:rFonts w:ascii="Times New Roman" w:hAnsi="Times New Roman"/>
-          <w:color w:val="000000"/>
-          <w:sz w:val="24"/>
-        </w:rPr>
-        <w:t>Бог</w:t>
-      </w:r>
-      <w:r>
-        <w:rPr>
-          <w:rFonts w:ascii="Times New Roman" w:hAnsi="Times New Roman"/>
-          <w:color w:val="000000"/>
-          <w:sz w:val="24"/>
-        </w:rPr>
-        <w:t xml:space="preserve"> </w:t>
-      </w:r>
-      <w:r>
-        <w:rPr>
-          <w:rFonts w:ascii="Times New Roman" w:hAnsi="Times New Roman"/>
-          <w:color w:val="000000"/>
-          <w:sz w:val="24"/>
-        </w:rPr>
-        <w:t>–</w:t>
-      </w:r>
-      <w:r>
-        <w:rPr>
-          <w:rFonts w:ascii="Times New Roman" w:hAnsi="Times New Roman"/>
-          <w:color w:val="000000"/>
-          <w:sz w:val="24"/>
-        </w:rPr>
-        <w:t xml:space="preserve"> </w:t>
-      </w:r>
-      <w:r>
-        <w:rPr>
-          <w:rFonts w:ascii="Times New Roman" w:hAnsi="Times New Roman"/>
-          <w:color w:val="000000"/>
-          <w:sz w:val="24"/>
-        </w:rPr>
-        <w:t>і</w:t>
-      </w:r>
-      <w:r>
-        <w:rPr>
-          <w:rFonts w:ascii="Times New Roman" w:hAnsi="Times New Roman"/>
-          <w:color w:val="000000"/>
-          <w:sz w:val="24"/>
-        </w:rPr>
-        <w:t xml:space="preserve"> </w:t>
-      </w:r>
-      <w:r>
-        <w:rPr>
-          <w:rFonts w:ascii="Times New Roman" w:hAnsi="Times New Roman"/>
-          <w:color w:val="000000"/>
-          <w:sz w:val="24"/>
-        </w:rPr>
-        <w:t>Тобі</w:t>
-      </w:r>
-      <w:r>
-        <w:rPr>
-          <w:rFonts w:ascii="Times New Roman" w:hAnsi="Times New Roman"/>
-          <w:color w:val="000000"/>
-          <w:sz w:val="24"/>
-        </w:rPr>
-        <w:t xml:space="preserve"> </w:t>
-      </w:r>
-      <w:r>
-        <w:rPr>
-          <w:rFonts w:ascii="Times New Roman" w:hAnsi="Times New Roman"/>
-          <w:color w:val="000000"/>
-          <w:sz w:val="24"/>
-        </w:rPr>
-        <w:t>славу</w:t>
-      </w:r>
-      <w:r>
-        <w:rPr>
-          <w:rFonts w:ascii="Times New Roman" w:hAnsi="Times New Roman"/>
-          <w:color w:val="000000"/>
-          <w:sz w:val="24"/>
-        </w:rPr>
-        <w:t xml:space="preserve"> </w:t>
-      </w:r>
-      <w:r>
-        <w:rPr>
-          <w:rFonts w:ascii="Times New Roman" w:hAnsi="Times New Roman"/>
-          <w:color w:val="000000"/>
-          <w:sz w:val="24"/>
-        </w:rPr>
-        <w:t>возсилаємо,</w:t>
-      </w:r>
-      <w:r>
-        <w:rPr>
-          <w:rFonts w:ascii="Times New Roman" w:hAnsi="Times New Roman"/>
-          <w:color w:val="000000"/>
-          <w:sz w:val="24"/>
-        </w:rPr>
-        <w:t xml:space="preserve"> </w:t>
-      </w:r>
-      <w:r>
-        <w:rPr>
-          <w:rFonts w:ascii="Times New Roman" w:hAnsi="Times New Roman"/>
-          <w:color w:val="000000"/>
-          <w:sz w:val="24"/>
-        </w:rPr>
-        <w:t>Отцю,</w:t>
-      </w:r>
-      <w:r>
-        <w:rPr>
-          <w:rFonts w:ascii="Times New Roman" w:hAnsi="Times New Roman"/>
-          <w:color w:val="000000"/>
-          <w:sz w:val="24"/>
-        </w:rPr>
-        <w:t xml:space="preserve"> </w:t>
-      </w:r>
-      <w:r>
-        <w:rPr>
-          <w:rFonts w:ascii="Times New Roman" w:hAnsi="Times New Roman"/>
-          <w:color w:val="000000"/>
-          <w:sz w:val="24"/>
-        </w:rPr>
-        <w:t>і</w:t>
-      </w:r>
-      <w:r>
-        <w:rPr>
-          <w:rFonts w:ascii="Times New Roman" w:hAnsi="Times New Roman"/>
-          <w:color w:val="000000"/>
-          <w:sz w:val="24"/>
-        </w:rPr>
-        <w:t xml:space="preserve"> </w:t>
-      </w:r>
-      <w:r>
-        <w:rPr>
-          <w:rFonts w:ascii="Times New Roman" w:hAnsi="Times New Roman"/>
-          <w:color w:val="000000"/>
-          <w:sz w:val="24"/>
-        </w:rPr>
-        <w:t>Сину,</w:t>
-      </w:r>
-      <w:r>
-        <w:rPr>
-          <w:rFonts w:ascii="Times New Roman" w:hAnsi="Times New Roman"/>
-          <w:color w:val="000000"/>
-          <w:sz w:val="24"/>
-        </w:rPr>
-        <w:t xml:space="preserve"> </w:t>
-      </w:r>
-      <w:r>
-        <w:rPr>
-          <w:rFonts w:ascii="Times New Roman" w:hAnsi="Times New Roman"/>
-          <w:color w:val="000000"/>
-          <w:sz w:val="24"/>
-        </w:rPr>
-        <w:t>і</w:t>
-      </w:r>
-      <w:r>
-        <w:rPr>
-          <w:rFonts w:ascii="Times New Roman" w:hAnsi="Times New Roman"/>
-          <w:color w:val="000000"/>
-          <w:sz w:val="24"/>
-        </w:rPr>
-        <w:t xml:space="preserve"> </w:t>
-      </w:r>
-      <w:r>
-        <w:rPr>
-          <w:rFonts w:ascii="Times New Roman" w:hAnsi="Times New Roman"/>
-          <w:color w:val="000000"/>
-          <w:sz w:val="24"/>
-        </w:rPr>
-        <w:t>Святому</w:t>
-      </w:r>
-      <w:r>
-        <w:rPr>
-          <w:rFonts w:ascii="Times New Roman" w:hAnsi="Times New Roman"/>
-          <w:color w:val="000000"/>
-          <w:sz w:val="24"/>
-        </w:rPr>
-        <w:t xml:space="preserve"> </w:t>
-      </w:r>
-      <w:r>
-        <w:rPr>
-          <w:rFonts w:ascii="Times New Roman" w:hAnsi="Times New Roman"/>
-          <w:color w:val="000000"/>
-          <w:sz w:val="24"/>
-        </w:rPr>
-        <w:t>Духові,</w:t>
-      </w:r>
-      <w:r>
-        <w:rPr>
-          <w:rFonts w:ascii="Times New Roman" w:hAnsi="Times New Roman"/>
-          <w:color w:val="000000"/>
-          <w:sz w:val="24"/>
-        </w:rPr>
-        <w:t xml:space="preserve"> </w:t>
-      </w:r>
-      <w:r>
-        <w:rPr>
-          <w:rFonts w:ascii="Times New Roman" w:hAnsi="Times New Roman"/>
-          <w:color w:val="000000"/>
-          <w:sz w:val="24"/>
-        </w:rPr>
-        <w:t>нині,</w:t>
-      </w:r>
-      <w:r>
-        <w:rPr>
-          <w:rFonts w:ascii="Times New Roman" w:hAnsi="Times New Roman"/>
-          <w:color w:val="000000"/>
-          <w:sz w:val="24"/>
-        </w:rPr>
-        <w:t xml:space="preserve"> </w:t>
-      </w:r>
-      <w:r>
-        <w:rPr>
-          <w:rFonts w:ascii="Times New Roman" w:hAnsi="Times New Roman"/>
-          <w:color w:val="000000"/>
-          <w:sz w:val="24"/>
-        </w:rPr>
-        <w:t>і</w:t>
-      </w:r>
-      <w:r>
-        <w:rPr>
-          <w:rFonts w:ascii="Times New Roman" w:hAnsi="Times New Roman"/>
-          <w:color w:val="000000"/>
-          <w:sz w:val="24"/>
-        </w:rPr>
-        <w:t xml:space="preserve"> </w:t>
-      </w:r>
-      <w:r>
-        <w:rPr>
-          <w:rFonts w:ascii="Times New Roman" w:hAnsi="Times New Roman"/>
-          <w:color w:val="000000"/>
-          <w:sz w:val="24"/>
-        </w:rPr>
-        <w:t>повсякчас,</w:t>
-      </w:r>
-      <w:r>
-        <w:rPr>
-          <w:rFonts w:ascii="Times New Roman" w:hAnsi="Times New Roman"/>
-          <w:color w:val="000000"/>
-          <w:sz w:val="24"/>
-        </w:rPr>
-        <w:t xml:space="preserve"> </w:t>
-      </w:r>
-      <w:r>
-        <w:rPr>
-          <w:rFonts w:ascii="Times New Roman" w:hAnsi="Times New Roman"/>
-          <w:color w:val="000000"/>
-          <w:sz w:val="24"/>
-        </w:rPr>
-        <w:t>і</w:t>
-      </w:r>
-      <w:r>
-        <w:rPr>
-          <w:rFonts w:ascii="Times New Roman" w:hAnsi="Times New Roman"/>
-          <w:color w:val="000000"/>
-          <w:sz w:val="24"/>
-        </w:rPr>
-        <w:t xml:space="preserve"> </w:t>
-      </w:r>
-      <w:r>
-        <w:rPr>
-          <w:rFonts w:ascii="Times New Roman" w:hAnsi="Times New Roman"/>
-          <w:color w:val="000000"/>
-          <w:sz w:val="24"/>
-        </w:rPr>
-        <w:t>на</w:t>
-      </w:r>
-      <w:r>
-        <w:rPr>
-          <w:rFonts w:ascii="Times New Roman" w:hAnsi="Times New Roman"/>
-          <w:color w:val="000000"/>
-          <w:sz w:val="24"/>
-        </w:rPr>
-        <w:t xml:space="preserve"> </w:t>
-      </w:r>
-      <w:r>
-        <w:rPr>
-          <w:rFonts w:ascii="Times New Roman" w:hAnsi="Times New Roman"/>
-          <w:color w:val="000000"/>
-          <w:sz w:val="24"/>
-        </w:rPr>
-        <w:t>віки</w:t>
-      </w:r>
-      <w:r>
-        <w:rPr>
-          <w:rFonts w:ascii="Times New Roman" w:hAnsi="Times New Roman"/>
-          <w:color w:val="000000"/>
-          <w:sz w:val="24"/>
-        </w:rPr>
-        <w:t xml:space="preserve"> </w:t>
-      </w:r>
-      <w:r>
-        <w:rPr>
-          <w:rFonts w:ascii="Times New Roman" w:hAnsi="Times New Roman"/>
-          <w:color w:val="000000"/>
-          <w:sz w:val="24"/>
-        </w:rPr>
-        <w:t>віків.</w:t>
+          <w:sz w:val="24"/>
+        </w:rPr>
+        <w:t xml:space="preserve"> Бо Ти благий і людинолюбний Бог – і Тобі славу возсилаємо, Отцю, і Сину, і Святому Духові, нині, і повсякчас, і на віки віків.</w:t>
       </w:r>
     </w:p>
     <w:p>
@@ -43507,332 +41177,9 @@
       <w:r>
         <w:rPr>
           <w:rFonts w:ascii="Times New Roman" w:hAnsi="Times New Roman"/>
-          <w:i/>
-          <w:color w:val="FF0000"/>
-          <w:sz w:val="24"/>
-        </w:rPr>
-        <w:t xml:space="preserve"> </w:t>
-      </w:r>
-      <w:r>
-        <w:rPr>
-          <w:rFonts w:ascii="Times New Roman" w:hAnsi="Times New Roman"/>
-          <w:color w:val="000000"/>
-          <w:sz w:val="24"/>
-        </w:rPr>
-        <w:t>Бо</w:t>
-      </w:r>
-      <w:r>
-        <w:rPr>
-          <w:rFonts w:ascii="Times New Roman" w:hAnsi="Times New Roman"/>
-          <w:color w:val="000000"/>
-          <w:sz w:val="24"/>
-        </w:rPr>
-        <w:t xml:space="preserve"> </w:t>
-      </w:r>
-      <w:r>
-        <w:rPr>
-          <w:rFonts w:ascii="Times New Roman" w:hAnsi="Times New Roman"/>
-          <w:color w:val="000000"/>
-          <w:sz w:val="24"/>
-        </w:rPr>
-        <w:t>Ти</w:t>
-      </w:r>
-      <w:r>
-        <w:rPr>
-          <w:rFonts w:ascii="Times New Roman" w:hAnsi="Times New Roman"/>
-          <w:color w:val="000000"/>
-          <w:sz w:val="24"/>
-        </w:rPr>
-        <w:t xml:space="preserve"> </w:t>
-      </w:r>
-      <w:r>
-        <w:rPr>
-          <w:rFonts w:ascii="Times New Roman" w:hAnsi="Times New Roman"/>
-          <w:color w:val="000000"/>
-          <w:sz w:val="24"/>
-        </w:rPr>
-        <w:t>Бог</w:t>
-      </w:r>
-      <w:r>
-        <w:rPr>
-          <w:rFonts w:ascii="Times New Roman" w:hAnsi="Times New Roman"/>
-          <w:color w:val="000000"/>
-          <w:sz w:val="24"/>
-        </w:rPr>
-        <w:t xml:space="preserve"> </w:t>
-      </w:r>
-      <w:r>
-        <w:rPr>
-          <w:rFonts w:ascii="Times New Roman" w:hAnsi="Times New Roman"/>
-          <w:color w:val="000000"/>
-          <w:sz w:val="24"/>
-        </w:rPr>
-        <w:t>наш</w:t>
-      </w:r>
-      <w:r>
-        <w:rPr>
-          <w:rFonts w:ascii="Times New Roman" w:hAnsi="Times New Roman"/>
-          <w:color w:val="000000"/>
-          <w:sz w:val="24"/>
-        </w:rPr>
-        <w:t xml:space="preserve"> </w:t>
-      </w:r>
-      <w:r>
-        <w:rPr>
-          <w:rFonts w:ascii="Times New Roman" w:hAnsi="Times New Roman"/>
-          <w:color w:val="000000"/>
-          <w:sz w:val="24"/>
-        </w:rPr>
-        <w:t>і</w:t>
-      </w:r>
-      <w:r>
-        <w:rPr>
-          <w:rFonts w:ascii="Times New Roman" w:hAnsi="Times New Roman"/>
-          <w:color w:val="000000"/>
-          <w:sz w:val="24"/>
-        </w:rPr>
-        <w:t xml:space="preserve"> </w:t>
-      </w:r>
-      <w:r>
-        <w:rPr>
-          <w:rFonts w:ascii="Times New Roman" w:hAnsi="Times New Roman"/>
-          <w:color w:val="000000"/>
-          <w:sz w:val="24"/>
-        </w:rPr>
-        <w:t>Тобі</w:t>
-      </w:r>
-      <w:r>
-        <w:rPr>
-          <w:rFonts w:ascii="Times New Roman" w:hAnsi="Times New Roman"/>
-          <w:color w:val="000000"/>
-          <w:sz w:val="24"/>
-        </w:rPr>
-        <w:t xml:space="preserve"> </w:t>
-      </w:r>
-      <w:r>
-        <w:rPr>
-          <w:rFonts w:ascii="Times New Roman" w:hAnsi="Times New Roman"/>
-          <w:color w:val="000000"/>
-          <w:sz w:val="24"/>
-        </w:rPr>
-        <w:t>славу</w:t>
-      </w:r>
-      <w:r>
-        <w:rPr>
-          <w:rFonts w:ascii="Times New Roman" w:hAnsi="Times New Roman"/>
-          <w:color w:val="000000"/>
-          <w:sz w:val="24"/>
-        </w:rPr>
-        <w:t xml:space="preserve"> </w:t>
-      </w:r>
-      <w:r>
-        <w:rPr>
-          <w:rFonts w:ascii="Times New Roman" w:hAnsi="Times New Roman"/>
-          <w:color w:val="000000"/>
-          <w:sz w:val="24"/>
-        </w:rPr>
-        <w:t>возсилаємо:</w:t>
-      </w:r>
-      <w:r>
-        <w:rPr>
-          <w:rFonts w:ascii="Times New Roman" w:hAnsi="Times New Roman"/>
-          <w:color w:val="000000"/>
-          <w:sz w:val="24"/>
-        </w:rPr>
-        <w:t xml:space="preserve"> </w:t>
-      </w:r>
-      <w:r>
-        <w:rPr>
-          <w:rFonts w:ascii="Times New Roman" w:hAnsi="Times New Roman"/>
-          <w:color w:val="000000"/>
-          <w:sz w:val="24"/>
-        </w:rPr>
-        <w:t>Отцю,</w:t>
-      </w:r>
-      <w:r>
-        <w:rPr>
-          <w:rFonts w:ascii="Times New Roman" w:hAnsi="Times New Roman"/>
-          <w:color w:val="000000"/>
-          <w:sz w:val="24"/>
-        </w:rPr>
-        <w:t xml:space="preserve"> </w:t>
-      </w:r>
-      <w:r>
-        <w:rPr>
-          <w:rFonts w:ascii="Times New Roman" w:hAnsi="Times New Roman"/>
-          <w:color w:val="000000"/>
-          <w:sz w:val="24"/>
-        </w:rPr>
-        <w:t>і</w:t>
-      </w:r>
-      <w:r>
-        <w:rPr>
-          <w:rFonts w:ascii="Times New Roman" w:hAnsi="Times New Roman"/>
-          <w:color w:val="000000"/>
-          <w:sz w:val="24"/>
-        </w:rPr>
-        <w:t xml:space="preserve"> </w:t>
-      </w:r>
-      <w:r>
-        <w:rPr>
-          <w:rFonts w:ascii="Times New Roman" w:hAnsi="Times New Roman"/>
-          <w:color w:val="000000"/>
-          <w:sz w:val="24"/>
-        </w:rPr>
-        <w:t>Сину,</w:t>
-      </w:r>
-      <w:r>
-        <w:rPr>
-          <w:rFonts w:ascii="Times New Roman" w:hAnsi="Times New Roman"/>
-          <w:color w:val="000000"/>
-          <w:sz w:val="24"/>
-        </w:rPr>
-        <w:t xml:space="preserve"> </w:t>
-      </w:r>
-      <w:r>
-        <w:rPr>
-          <w:rFonts w:ascii="Times New Roman" w:hAnsi="Times New Roman"/>
-          <w:color w:val="000000"/>
-          <w:sz w:val="24"/>
-        </w:rPr>
-        <w:t>і</w:t>
-      </w:r>
-      <w:r>
-        <w:rPr>
-          <w:rFonts w:ascii="Times New Roman" w:hAnsi="Times New Roman"/>
-          <w:color w:val="000000"/>
-          <w:sz w:val="24"/>
-        </w:rPr>
-        <w:t xml:space="preserve"> </w:t>
-      </w:r>
-      <w:r>
-        <w:rPr>
-          <w:rFonts w:ascii="Times New Roman" w:hAnsi="Times New Roman"/>
-          <w:color w:val="000000"/>
-          <w:sz w:val="24"/>
-        </w:rPr>
-        <w:t>Святому</w:t>
-      </w:r>
-      <w:r>
-        <w:rPr>
-          <w:rFonts w:ascii="Times New Roman" w:hAnsi="Times New Roman"/>
-          <w:color w:val="000000"/>
-          <w:sz w:val="24"/>
-        </w:rPr>
-        <w:t xml:space="preserve"> </w:t>
-      </w:r>
-      <w:r>
-        <w:rPr>
-          <w:rFonts w:ascii="Times New Roman" w:hAnsi="Times New Roman"/>
-          <w:color w:val="000000"/>
-          <w:sz w:val="24"/>
-        </w:rPr>
-        <w:t>Духові</w:t>
-      </w:r>
-      <w:r>
-        <w:rPr>
-          <w:rFonts w:ascii="Times New Roman" w:hAnsi="Times New Roman"/>
-          <w:sz w:val="24"/>
-        </w:rPr>
-        <w:t>,</w:t>
-      </w:r>
-      <w:r>
-        <w:rPr>
-          <w:rFonts w:ascii="Times New Roman" w:hAnsi="Times New Roman"/>
-          <w:sz w:val="24"/>
-        </w:rPr>
-        <w:t xml:space="preserve"> </w:t>
-      </w:r>
-      <w:r>
-        <w:rPr>
-          <w:rFonts w:ascii="Times New Roman" w:hAnsi="Times New Roman"/>
-          <w:sz w:val="24"/>
-        </w:rPr>
-        <w:t>нині,</w:t>
-      </w:r>
-      <w:r>
-        <w:rPr>
-          <w:rFonts w:ascii="Times New Roman" w:hAnsi="Times New Roman"/>
-          <w:sz w:val="24"/>
-        </w:rPr>
-        <w:t xml:space="preserve"> </w:t>
-      </w:r>
-      <w:r>
-        <w:rPr>
-          <w:rFonts w:ascii="Times New Roman" w:hAnsi="Times New Roman"/>
-          <w:sz w:val="24"/>
-        </w:rPr>
-        <w:t>і</w:t>
-      </w:r>
-      <w:r>
-        <w:rPr>
-          <w:rFonts w:ascii="Times New Roman" w:hAnsi="Times New Roman"/>
-          <w:sz w:val="24"/>
-        </w:rPr>
-        <w:t xml:space="preserve"> </w:t>
-      </w:r>
-      <w:r>
-        <w:rPr>
-          <w:rFonts w:ascii="Times New Roman" w:hAnsi="Times New Roman"/>
-          <w:sz w:val="24"/>
-        </w:rPr>
-        <w:t>повсякчас,</w:t>
-      </w:r>
-      <w:r>
-        <w:rPr>
-          <w:rFonts w:ascii="Times New Roman" w:hAnsi="Times New Roman"/>
-          <w:sz w:val="24"/>
-        </w:rPr>
-        <w:t xml:space="preserve"> </w:t>
-      </w:r>
-      <w:r>
-        <w:rPr>
-          <w:rFonts w:ascii="Times New Roman" w:hAnsi="Times New Roman"/>
-          <w:sz w:val="24"/>
-        </w:rPr>
-        <w:t>і</w:t>
-      </w:r>
-      <w:r>
-        <w:rPr>
-          <w:rFonts w:ascii="Times New Roman" w:hAnsi="Times New Roman"/>
-          <w:sz w:val="24"/>
-        </w:rPr>
-        <w:t xml:space="preserve"> </w:t>
-      </w:r>
-      <w:r>
-        <w:rPr>
-          <w:rFonts w:ascii="Times New Roman" w:hAnsi="Times New Roman"/>
-          <w:sz w:val="24"/>
-        </w:rPr>
-        <w:t>на</w:t>
-      </w:r>
-      <w:r>
-        <w:rPr>
-          <w:rFonts w:ascii="Times New Roman" w:hAnsi="Times New Roman"/>
-          <w:sz w:val="24"/>
-        </w:rPr>
-        <w:t xml:space="preserve"> </w:t>
-      </w:r>
-      <w:r>
-        <w:rPr>
-          <w:rFonts w:ascii="Times New Roman" w:hAnsi="Times New Roman"/>
-          <w:sz w:val="24"/>
-        </w:rPr>
-        <w:t>віки</w:t>
-      </w:r>
-      <w:r>
-        <w:rPr>
-          <w:rFonts w:ascii="Times New Roman" w:hAnsi="Times New Roman"/>
-          <w:sz w:val="24"/>
-        </w:rPr>
-        <w:t xml:space="preserve"> </w:t>
-      </w:r>
-      <w:r>
-        <w:rPr>
-          <w:rFonts w:ascii="Times New Roman" w:hAnsi="Times New Roman"/>
-          <w:sz w:val="24"/>
-        </w:rPr>
-        <w:t>віків.</w:t>
+          <w:sz w:val="24"/>
+        </w:rPr>
+        <w:t xml:space="preserve"> Бо Ти Бог наш і Тобі славу возсилаємо: Отцю, і Сину, і Святому Духові, нині, і повсякчас, і на віки віків.</w:t>
       </w:r>
     </w:p>
     <w:p>
@@ -45338,412 +42685,9 @@
       <w:r>
         <w:rPr>
           <w:rFonts w:ascii="Times New Roman" w:hAnsi="Times New Roman"/>
-          <w:i/>
-          <w:color w:val="FF0000"/>
-          <w:sz w:val="24"/>
-        </w:rPr>
-        <w:t xml:space="preserve"> </w:t>
-      </w:r>
-      <w:r>
-        <w:rPr>
-          <w:rFonts w:ascii="Times New Roman" w:hAnsi="Times New Roman"/>
-          <w:color w:val="000000"/>
-          <w:sz w:val="24"/>
-        </w:rPr>
-        <w:t>Бо</w:t>
-      </w:r>
-      <w:r>
-        <w:rPr>
-          <w:rFonts w:ascii="Times New Roman" w:hAnsi="Times New Roman"/>
-          <w:color w:val="000000"/>
-          <w:sz w:val="24"/>
-        </w:rPr>
-        <w:t xml:space="preserve"> </w:t>
-      </w:r>
-      <w:r>
-        <w:rPr>
-          <w:rFonts w:ascii="Times New Roman" w:hAnsi="Times New Roman"/>
-          <w:color w:val="000000"/>
-          <w:sz w:val="24"/>
-        </w:rPr>
-        <w:t>Ти</w:t>
-      </w:r>
-      <w:r>
-        <w:rPr>
-          <w:rFonts w:ascii="Times New Roman" w:hAnsi="Times New Roman"/>
-          <w:color w:val="000000"/>
-          <w:sz w:val="24"/>
-        </w:rPr>
-        <w:t xml:space="preserve"> </w:t>
-      </w:r>
-      <w:r>
-        <w:rPr>
-          <w:rFonts w:ascii="Times New Roman" w:hAnsi="Times New Roman"/>
-          <w:color w:val="000000"/>
-          <w:sz w:val="24"/>
-        </w:rPr>
-        <w:t>цар</w:t>
-      </w:r>
-      <w:r>
-        <w:rPr>
-          <w:rFonts w:ascii="Times New Roman" w:hAnsi="Times New Roman"/>
-          <w:color w:val="000000"/>
-          <w:sz w:val="24"/>
-        </w:rPr>
-        <w:t xml:space="preserve"> </w:t>
-      </w:r>
-      <w:r>
-        <w:rPr>
-          <w:rFonts w:ascii="Times New Roman" w:hAnsi="Times New Roman"/>
-          <w:color w:val="000000"/>
-          <w:sz w:val="24"/>
-        </w:rPr>
-        <w:t>миру</w:t>
-      </w:r>
-      <w:r>
-        <w:rPr>
-          <w:rFonts w:ascii="Times New Roman" w:hAnsi="Times New Roman"/>
-          <w:color w:val="000000"/>
-          <w:sz w:val="24"/>
-        </w:rPr>
-        <w:t xml:space="preserve"> </w:t>
-      </w:r>
-      <w:r>
-        <w:rPr>
-          <w:rFonts w:ascii="Times New Roman" w:hAnsi="Times New Roman"/>
-          <w:color w:val="000000"/>
-          <w:sz w:val="24"/>
-        </w:rPr>
-        <w:t>і</w:t>
-      </w:r>
-      <w:r>
-        <w:rPr>
-          <w:rFonts w:ascii="Times New Roman" w:hAnsi="Times New Roman"/>
-          <w:color w:val="000000"/>
-          <w:sz w:val="24"/>
-        </w:rPr>
-        <w:t xml:space="preserve"> </w:t>
-      </w:r>
-      <w:r>
-        <w:rPr>
-          <w:rFonts w:ascii="Times New Roman" w:hAnsi="Times New Roman"/>
-          <w:color w:val="000000"/>
-          <w:sz w:val="24"/>
-        </w:rPr>
-        <w:t>Спас</w:t>
-      </w:r>
-      <w:r>
-        <w:rPr>
-          <w:rFonts w:ascii="Times New Roman" w:hAnsi="Times New Roman"/>
-          <w:color w:val="000000"/>
-          <w:sz w:val="24"/>
-        </w:rPr>
-        <w:t xml:space="preserve"> </w:t>
-      </w:r>
-      <w:r>
-        <w:rPr>
-          <w:rFonts w:ascii="Times New Roman" w:hAnsi="Times New Roman"/>
-          <w:color w:val="000000"/>
-          <w:sz w:val="24"/>
-        </w:rPr>
-        <w:t>душ</w:t>
-      </w:r>
-      <w:r>
-        <w:rPr>
-          <w:rFonts w:ascii="Times New Roman" w:hAnsi="Times New Roman"/>
-          <w:color w:val="000000"/>
-          <w:sz w:val="24"/>
-        </w:rPr>
-        <w:t xml:space="preserve"> </w:t>
-      </w:r>
-      <w:r>
-        <w:rPr>
-          <w:rFonts w:ascii="Times New Roman" w:hAnsi="Times New Roman"/>
-          <w:color w:val="000000"/>
-          <w:sz w:val="24"/>
-        </w:rPr>
-        <w:t>наших</w:t>
-      </w:r>
-      <w:r>
-        <w:rPr>
-          <w:rFonts w:ascii="Times New Roman" w:hAnsi="Times New Roman"/>
-          <w:color w:val="000000"/>
-          <w:sz w:val="24"/>
-        </w:rPr>
-        <w:t xml:space="preserve"> </w:t>
-      </w:r>
-      <w:r>
-        <w:rPr>
-          <w:rFonts w:ascii="Times New Roman" w:hAnsi="Times New Roman"/>
-          <w:color w:val="000000"/>
-          <w:sz w:val="24"/>
-        </w:rPr>
-        <w:t>–</w:t>
-      </w:r>
-      <w:r>
-        <w:rPr>
-          <w:rFonts w:ascii="Times New Roman" w:hAnsi="Times New Roman"/>
-          <w:color w:val="000000"/>
-          <w:sz w:val="24"/>
-        </w:rPr>
-        <w:t xml:space="preserve"> </w:t>
-      </w:r>
-      <w:r>
-        <w:rPr>
-          <w:rFonts w:ascii="Times New Roman" w:hAnsi="Times New Roman"/>
-          <w:color w:val="000000"/>
-          <w:sz w:val="24"/>
-        </w:rPr>
-        <w:t>і</w:t>
-      </w:r>
-      <w:r>
-        <w:rPr>
-          <w:rFonts w:ascii="Times New Roman" w:hAnsi="Times New Roman"/>
-          <w:color w:val="000000"/>
-          <w:sz w:val="24"/>
-        </w:rPr>
-        <w:t xml:space="preserve"> </w:t>
-      </w:r>
-      <w:r>
-        <w:rPr>
-          <w:rFonts w:ascii="Times New Roman" w:hAnsi="Times New Roman"/>
-          <w:color w:val="000000"/>
-          <w:sz w:val="24"/>
-        </w:rPr>
-        <w:t>Тобі</w:t>
-      </w:r>
-      <w:r>
-        <w:rPr>
-          <w:rFonts w:ascii="Times New Roman" w:hAnsi="Times New Roman"/>
-          <w:color w:val="000000"/>
-          <w:sz w:val="24"/>
-        </w:rPr>
-        <w:t xml:space="preserve"> </w:t>
-      </w:r>
-      <w:r>
-        <w:rPr>
-          <w:rFonts w:ascii="Times New Roman" w:hAnsi="Times New Roman"/>
-          <w:color w:val="000000"/>
-          <w:sz w:val="24"/>
-        </w:rPr>
-        <w:t>славу</w:t>
-      </w:r>
-      <w:r>
-        <w:rPr>
-          <w:rFonts w:ascii="Times New Roman" w:hAnsi="Times New Roman"/>
-          <w:color w:val="000000"/>
-          <w:sz w:val="24"/>
-        </w:rPr>
-        <w:t xml:space="preserve"> </w:t>
-      </w:r>
-      <w:r>
-        <w:rPr>
-          <w:rFonts w:ascii="Times New Roman" w:hAnsi="Times New Roman"/>
-          <w:color w:val="000000"/>
-          <w:sz w:val="24"/>
-        </w:rPr>
-        <w:t>возсилаємо,</w:t>
-      </w:r>
-      <w:r>
-        <w:rPr>
-          <w:rFonts w:ascii="Times New Roman" w:hAnsi="Times New Roman"/>
-          <w:color w:val="000000"/>
-          <w:sz w:val="24"/>
-        </w:rPr>
-        <w:t xml:space="preserve"> </w:t>
-      </w:r>
-      <w:r>
-        <w:rPr>
-          <w:rFonts w:ascii="Times New Roman" w:hAnsi="Times New Roman"/>
-          <w:color w:val="000000"/>
-          <w:sz w:val="24"/>
-        </w:rPr>
-        <w:t>Отцю,</w:t>
-      </w:r>
-      <w:r>
-        <w:rPr>
-          <w:rFonts w:ascii="Times New Roman" w:hAnsi="Times New Roman"/>
-          <w:color w:val="000000"/>
-          <w:sz w:val="24"/>
-        </w:rPr>
-        <w:t xml:space="preserve"> </w:t>
-      </w:r>
-      <w:r>
-        <w:rPr>
-          <w:rFonts w:ascii="Times New Roman" w:hAnsi="Times New Roman"/>
-          <w:color w:val="000000"/>
-          <w:sz w:val="24"/>
-        </w:rPr>
-        <w:t>і</w:t>
-      </w:r>
-      <w:r>
-        <w:rPr>
-          <w:rFonts w:ascii="Times New Roman" w:hAnsi="Times New Roman"/>
-          <w:color w:val="000000"/>
-          <w:sz w:val="24"/>
-        </w:rPr>
-        <w:t xml:space="preserve"> </w:t>
-      </w:r>
-      <w:r>
-        <w:rPr>
-          <w:rFonts w:ascii="Times New Roman" w:hAnsi="Times New Roman"/>
-          <w:color w:val="000000"/>
-          <w:sz w:val="24"/>
-        </w:rPr>
-        <w:t>Сину,</w:t>
-      </w:r>
-      <w:r>
-        <w:rPr>
-          <w:rFonts w:ascii="Times New Roman" w:hAnsi="Times New Roman"/>
-          <w:color w:val="000000"/>
-          <w:sz w:val="24"/>
-        </w:rPr>
-        <w:t xml:space="preserve"> </w:t>
-      </w:r>
-      <w:r>
-        <w:rPr>
-          <w:rFonts w:ascii="Times New Roman" w:hAnsi="Times New Roman"/>
-          <w:color w:val="000000"/>
-          <w:sz w:val="24"/>
-        </w:rPr>
-        <w:t>і</w:t>
-      </w:r>
-      <w:r>
-        <w:rPr>
-          <w:rFonts w:ascii="Times New Roman" w:hAnsi="Times New Roman"/>
-          <w:color w:val="000000"/>
-          <w:sz w:val="24"/>
-        </w:rPr>
-        <w:t xml:space="preserve"> </w:t>
-      </w:r>
-      <w:r>
-        <w:rPr>
-          <w:rFonts w:ascii="Times New Roman" w:hAnsi="Times New Roman"/>
-          <w:color w:val="000000"/>
-          <w:sz w:val="24"/>
-        </w:rPr>
-        <w:t>Святому</w:t>
-      </w:r>
-      <w:r>
-        <w:rPr>
-          <w:rFonts w:ascii="Times New Roman" w:hAnsi="Times New Roman"/>
-          <w:color w:val="000000"/>
-          <w:sz w:val="24"/>
-        </w:rPr>
-        <w:t xml:space="preserve"> </w:t>
-      </w:r>
-      <w:r>
-        <w:rPr>
-          <w:rFonts w:ascii="Times New Roman" w:hAnsi="Times New Roman"/>
-          <w:color w:val="000000"/>
-          <w:sz w:val="24"/>
-        </w:rPr>
-        <w:t>Духові</w:t>
-      </w:r>
-      <w:r>
-        <w:rPr>
-          <w:rFonts w:ascii="Times New Roman" w:hAnsi="Times New Roman"/>
-          <w:sz w:val="24"/>
-        </w:rPr>
-        <w:t>,</w:t>
-      </w:r>
-      <w:r>
-        <w:rPr>
-          <w:rFonts w:ascii="Times New Roman" w:hAnsi="Times New Roman"/>
-          <w:sz w:val="24"/>
-        </w:rPr>
-        <w:t xml:space="preserve"> </w:t>
-      </w:r>
-      <w:r>
-        <w:rPr>
-          <w:rFonts w:ascii="Times New Roman" w:hAnsi="Times New Roman"/>
-          <w:sz w:val="24"/>
-        </w:rPr>
-        <w:t>нині,</w:t>
-      </w:r>
-      <w:r>
-        <w:rPr>
-          <w:rFonts w:ascii="Times New Roman" w:hAnsi="Times New Roman"/>
-          <w:sz w:val="24"/>
-        </w:rPr>
-        <w:t xml:space="preserve"> </w:t>
-      </w:r>
-      <w:r>
-        <w:rPr>
-          <w:rFonts w:ascii="Times New Roman" w:hAnsi="Times New Roman"/>
-          <w:sz w:val="24"/>
-        </w:rPr>
-        <w:t>і</w:t>
-      </w:r>
-      <w:r>
-        <w:rPr>
-          <w:rFonts w:ascii="Times New Roman" w:hAnsi="Times New Roman"/>
-          <w:sz w:val="24"/>
-        </w:rPr>
-        <w:t xml:space="preserve"> </w:t>
-      </w:r>
-      <w:r>
-        <w:rPr>
-          <w:rFonts w:ascii="Times New Roman" w:hAnsi="Times New Roman"/>
-          <w:sz w:val="24"/>
-        </w:rPr>
-        <w:t>повсякчас,</w:t>
-      </w:r>
-      <w:r>
-        <w:rPr>
-          <w:rFonts w:ascii="Times New Roman" w:hAnsi="Times New Roman"/>
-          <w:sz w:val="24"/>
-        </w:rPr>
-        <w:t xml:space="preserve"> </w:t>
-      </w:r>
-      <w:r>
-        <w:rPr>
-          <w:rFonts w:ascii="Times New Roman" w:hAnsi="Times New Roman"/>
-          <w:sz w:val="24"/>
-        </w:rPr>
-        <w:t>і</w:t>
-      </w:r>
-      <w:r>
-        <w:rPr>
-          <w:rFonts w:ascii="Times New Roman" w:hAnsi="Times New Roman"/>
-          <w:sz w:val="24"/>
-        </w:rPr>
-        <w:t xml:space="preserve"> </w:t>
-      </w:r>
-      <w:r>
-        <w:rPr>
-          <w:rFonts w:ascii="Times New Roman" w:hAnsi="Times New Roman"/>
-          <w:sz w:val="24"/>
-        </w:rPr>
-        <w:t>на</w:t>
-      </w:r>
-      <w:r>
-        <w:rPr>
-          <w:rFonts w:ascii="Times New Roman" w:hAnsi="Times New Roman"/>
-          <w:sz w:val="24"/>
-        </w:rPr>
-        <w:t xml:space="preserve"> </w:t>
-      </w:r>
-      <w:r>
-        <w:rPr>
-          <w:rFonts w:ascii="Times New Roman" w:hAnsi="Times New Roman"/>
-          <w:sz w:val="24"/>
-        </w:rPr>
-        <w:t>віки</w:t>
-      </w:r>
-      <w:r>
-        <w:rPr>
-          <w:rFonts w:ascii="Times New Roman" w:hAnsi="Times New Roman"/>
-          <w:sz w:val="24"/>
-        </w:rPr>
-        <w:t xml:space="preserve"> </w:t>
-      </w:r>
-      <w:r>
-        <w:rPr>
-          <w:rFonts w:ascii="Times New Roman" w:hAnsi="Times New Roman"/>
-          <w:sz w:val="24"/>
-        </w:rPr>
-        <w:t>віків.</w:t>
+          <w:sz w:val="24"/>
+        </w:rPr>
+        <w:t xml:space="preserve"> Бо Ти цар миру і Спас душ наших – і Тобі славу возсилаємо, Отцю, і Сину, і Святому Духові, нині, і повсякчас, і на віки віків.</w:t>
       </w:r>
     </w:p>
     <w:p>
@@ -51551,7 +48495,7 @@
         <w:rPr>
           <w:rFonts w:ascii="Times New Roman" w:hAnsi="Times New Roman"/>
           <w:i/>
-          <w:color w:val="FF4400"/>
+          <w:color w:val="FF0000"/>
           <w:sz w:val="24"/>
         </w:rPr>
         <w:t>Священник:</w:t>
@@ -51559,435 +48503,9 @@
       <w:r>
         <w:rPr>
           <w:rFonts w:ascii="Times New Roman" w:hAnsi="Times New Roman"/>
-          <w:i/>
-          <w:color w:val="FF4400"/>
-          <w:sz w:val="24"/>
-        </w:rPr>
-        <w:t xml:space="preserve"> </w:t>
-      </w:r>
-      <w:r>
-        <w:rPr>
-          <w:rFonts w:ascii="Times New Roman" w:hAnsi="Times New Roman"/>
-          <w:color w:val="000000"/>
-          <w:sz w:val="24"/>
-        </w:rPr>
-        <w:t>Бо</w:t>
-      </w:r>
-      <w:r>
-        <w:rPr>
-          <w:rFonts w:ascii="Times New Roman" w:hAnsi="Times New Roman"/>
-          <w:color w:val="000000"/>
-          <w:sz w:val="24"/>
-        </w:rPr>
-        <w:t xml:space="preserve"> </w:t>
-      </w:r>
-      <w:r>
-        <w:rPr>
-          <w:rFonts w:ascii="Times New Roman" w:hAnsi="Times New Roman"/>
-          <w:color w:val="000000"/>
-          <w:sz w:val="24"/>
-        </w:rPr>
-        <w:t>до</w:t>
-      </w:r>
-      <w:r>
-        <w:rPr>
-          <w:rFonts w:ascii="Times New Roman" w:hAnsi="Times New Roman"/>
-          <w:color w:val="000000"/>
-          <w:sz w:val="24"/>
-        </w:rPr>
-        <w:t xml:space="preserve"> </w:t>
-      </w:r>
-      <w:r>
-        <w:rPr>
-          <w:rFonts w:ascii="Times New Roman" w:hAnsi="Times New Roman"/>
-          <w:color w:val="000000"/>
-          <w:sz w:val="24"/>
-        </w:rPr>
-        <w:t>Тебе</w:t>
-      </w:r>
-      <w:r>
-        <w:rPr>
-          <w:rFonts w:ascii="Times New Roman" w:hAnsi="Times New Roman"/>
-          <w:color w:val="000000"/>
-          <w:sz w:val="24"/>
-        </w:rPr>
-        <w:t xml:space="preserve"> </w:t>
-      </w:r>
-      <w:r>
-        <w:rPr>
-          <w:rFonts w:ascii="Times New Roman" w:hAnsi="Times New Roman"/>
-          <w:color w:val="000000"/>
-          <w:sz w:val="24"/>
-        </w:rPr>
-        <w:t>належить</w:t>
-      </w:r>
-      <w:r>
-        <w:rPr>
-          <w:rFonts w:ascii="Times New Roman" w:hAnsi="Times New Roman"/>
-          <w:color w:val="000000"/>
-          <w:sz w:val="24"/>
-        </w:rPr>
-        <w:t xml:space="preserve"> </w:t>
-      </w:r>
-      <w:r>
-        <w:rPr>
-          <w:rFonts w:ascii="Times New Roman" w:hAnsi="Times New Roman"/>
-          <w:color w:val="000000"/>
-          <w:sz w:val="24"/>
-        </w:rPr>
-        <w:t>милувати</w:t>
-      </w:r>
-      <w:r>
-        <w:rPr>
-          <w:rFonts w:ascii="Times New Roman" w:hAnsi="Times New Roman"/>
-          <w:color w:val="000000"/>
-          <w:sz w:val="24"/>
-        </w:rPr>
-        <w:t xml:space="preserve"> </w:t>
-      </w:r>
-      <w:r>
-        <w:rPr>
-          <w:rFonts w:ascii="Times New Roman" w:hAnsi="Times New Roman"/>
-          <w:color w:val="000000"/>
-          <w:sz w:val="24"/>
-        </w:rPr>
-        <w:t>і</w:t>
-      </w:r>
-      <w:r>
-        <w:rPr>
-          <w:rFonts w:ascii="Times New Roman" w:hAnsi="Times New Roman"/>
-          <w:color w:val="000000"/>
-          <w:sz w:val="24"/>
-        </w:rPr>
-        <w:t xml:space="preserve"> </w:t>
-      </w:r>
-      <w:r>
-        <w:rPr>
-          <w:rFonts w:ascii="Times New Roman" w:hAnsi="Times New Roman"/>
-          <w:color w:val="000000"/>
-          <w:sz w:val="24"/>
-        </w:rPr>
-        <w:t>спасати</w:t>
-      </w:r>
-      <w:r>
-        <w:rPr>
-          <w:rFonts w:ascii="Times New Roman" w:hAnsi="Times New Roman"/>
-          <w:color w:val="000000"/>
-          <w:sz w:val="24"/>
-        </w:rPr>
-        <w:t xml:space="preserve"> </w:t>
-      </w:r>
-      <w:r>
-        <w:rPr>
-          <w:rFonts w:ascii="Times New Roman" w:hAnsi="Times New Roman"/>
-          <w:color w:val="000000"/>
-          <w:sz w:val="24"/>
-        </w:rPr>
-        <w:t>нас,</w:t>
-      </w:r>
-      <w:r>
-        <w:rPr>
-          <w:rFonts w:ascii="Times New Roman" w:hAnsi="Times New Roman"/>
-          <w:color w:val="000000"/>
-          <w:sz w:val="24"/>
-        </w:rPr>
-        <w:t xml:space="preserve"> </w:t>
-      </w:r>
-      <w:r>
-        <w:rPr>
-          <w:rFonts w:ascii="Times New Roman" w:hAnsi="Times New Roman"/>
-          <w:color w:val="000000"/>
-          <w:sz w:val="24"/>
-        </w:rPr>
-        <w:t>Боже</w:t>
-      </w:r>
-      <w:r>
-        <w:rPr>
-          <w:rFonts w:ascii="Times New Roman" w:hAnsi="Times New Roman"/>
-          <w:color w:val="000000"/>
-          <w:sz w:val="24"/>
-        </w:rPr>
-        <w:t xml:space="preserve"> </w:t>
-      </w:r>
-      <w:r>
-        <w:rPr>
-          <w:rFonts w:ascii="Times New Roman" w:hAnsi="Times New Roman"/>
-          <w:color w:val="000000"/>
-          <w:sz w:val="24"/>
-        </w:rPr>
-        <w:t>наш,</w:t>
-      </w:r>
-      <w:r>
-        <w:rPr>
-          <w:rFonts w:ascii="Times New Roman" w:hAnsi="Times New Roman"/>
-          <w:color w:val="000000"/>
-          <w:sz w:val="24"/>
-        </w:rPr>
-        <w:t xml:space="preserve"> </w:t>
-      </w:r>
-      <w:r>
-        <w:rPr>
-          <w:rFonts w:ascii="Times New Roman" w:hAnsi="Times New Roman"/>
-          <w:color w:val="000000"/>
-          <w:sz w:val="24"/>
-        </w:rPr>
-        <w:t>і</w:t>
-      </w:r>
-      <w:r>
-        <w:rPr>
-          <w:rFonts w:ascii="Times New Roman" w:hAnsi="Times New Roman"/>
-          <w:color w:val="000000"/>
-          <w:sz w:val="24"/>
-        </w:rPr>
-        <w:t xml:space="preserve"> </w:t>
-      </w:r>
-      <w:r>
-        <w:rPr>
-          <w:rFonts w:ascii="Times New Roman" w:hAnsi="Times New Roman"/>
-          <w:color w:val="000000"/>
-          <w:sz w:val="24"/>
-        </w:rPr>
-        <w:t>Тобі</w:t>
-      </w:r>
-      <w:r>
-        <w:rPr>
-          <w:rFonts w:ascii="Times New Roman" w:hAnsi="Times New Roman"/>
-          <w:color w:val="000000"/>
-          <w:sz w:val="24"/>
-        </w:rPr>
-        <w:t xml:space="preserve"> </w:t>
-      </w:r>
-      <w:r>
-        <w:rPr>
-          <w:rFonts w:ascii="Times New Roman" w:hAnsi="Times New Roman"/>
-          <w:color w:val="000000"/>
-          <w:sz w:val="24"/>
-        </w:rPr>
-        <w:t>славу</w:t>
-      </w:r>
-      <w:r>
-        <w:rPr>
-          <w:rFonts w:ascii="Times New Roman" w:hAnsi="Times New Roman"/>
-          <w:color w:val="000000"/>
-          <w:sz w:val="24"/>
-        </w:rPr>
-        <w:t xml:space="preserve"> </w:t>
-      </w:r>
-      <w:r>
-        <w:rPr>
-          <w:rFonts w:ascii="Times New Roman" w:hAnsi="Times New Roman"/>
-          <w:color w:val="000000"/>
-          <w:sz w:val="24"/>
-        </w:rPr>
-        <w:t>віддаємо,</w:t>
-      </w:r>
-      <w:r>
-        <w:rPr>
-          <w:rFonts w:ascii="Times New Roman" w:hAnsi="Times New Roman"/>
-          <w:color w:val="000000"/>
-          <w:sz w:val="24"/>
-        </w:rPr>
-        <w:t xml:space="preserve"> </w:t>
-      </w:r>
-      <w:r>
-        <w:rPr>
-          <w:rFonts w:ascii="Times New Roman" w:hAnsi="Times New Roman"/>
-          <w:color w:val="000000"/>
-          <w:sz w:val="24"/>
-        </w:rPr>
-        <w:t>Отцю,</w:t>
-      </w:r>
-      <w:r>
-        <w:rPr>
-          <w:rFonts w:ascii="Times New Roman" w:hAnsi="Times New Roman"/>
-          <w:color w:val="000000"/>
-          <w:sz w:val="24"/>
-        </w:rPr>
-        <w:t xml:space="preserve"> </w:t>
-      </w:r>
-      <w:r>
-        <w:rPr>
-          <w:rFonts w:ascii="Times New Roman" w:hAnsi="Times New Roman"/>
-          <w:color w:val="000000"/>
-          <w:sz w:val="24"/>
-        </w:rPr>
-        <w:t>і</w:t>
-      </w:r>
-      <w:r>
-        <w:rPr>
-          <w:rFonts w:ascii="Times New Roman" w:hAnsi="Times New Roman"/>
-          <w:color w:val="000000"/>
-          <w:sz w:val="24"/>
-        </w:rPr>
-        <w:t xml:space="preserve"> </w:t>
-      </w:r>
-      <w:r>
-        <w:rPr>
-          <w:rFonts w:ascii="Times New Roman" w:hAnsi="Times New Roman"/>
-          <w:color w:val="000000"/>
-          <w:sz w:val="24"/>
-        </w:rPr>
-        <w:t>Сину,</w:t>
-      </w:r>
-      <w:r>
-        <w:rPr>
-          <w:rFonts w:ascii="Times New Roman" w:hAnsi="Times New Roman"/>
-          <w:color w:val="000000"/>
-          <w:sz w:val="24"/>
-        </w:rPr>
-        <w:t xml:space="preserve"> </w:t>
-      </w:r>
-      <w:r>
-        <w:rPr>
-          <w:rFonts w:ascii="Times New Roman" w:hAnsi="Times New Roman"/>
-          <w:color w:val="000000"/>
-          <w:sz w:val="24"/>
-        </w:rPr>
-        <w:t>і</w:t>
-      </w:r>
-      <w:r>
-        <w:rPr>
-          <w:rFonts w:ascii="Times New Roman" w:hAnsi="Times New Roman"/>
-          <w:color w:val="000000"/>
-          <w:sz w:val="24"/>
-        </w:rPr>
-        <w:t xml:space="preserve"> </w:t>
-      </w:r>
-      <w:r>
-        <w:rPr>
-          <w:rFonts w:ascii="Times New Roman" w:hAnsi="Times New Roman"/>
-          <w:color w:val="000000"/>
-          <w:sz w:val="24"/>
-        </w:rPr>
-        <w:t>Святому</w:t>
-      </w:r>
-      <w:r>
-        <w:rPr>
-          <w:rFonts w:ascii="Times New Roman" w:hAnsi="Times New Roman"/>
-          <w:color w:val="000000"/>
-          <w:sz w:val="24"/>
-        </w:rPr>
-        <w:t xml:space="preserve"> </w:t>
-      </w:r>
-      <w:r>
-        <w:rPr>
-          <w:rFonts w:ascii="Times New Roman" w:hAnsi="Times New Roman"/>
-          <w:color w:val="000000"/>
-          <w:sz w:val="24"/>
-        </w:rPr>
-        <w:t>Духові,</w:t>
-      </w:r>
-      <w:r>
-        <w:rPr>
-          <w:rFonts w:ascii="Times New Roman" w:hAnsi="Times New Roman"/>
-          <w:color w:val="000000"/>
-          <w:sz w:val="24"/>
-        </w:rPr>
-        <w:t xml:space="preserve"> </w:t>
-      </w:r>
-      <w:r>
-        <w:rPr>
-          <w:rFonts w:ascii="Times New Roman" w:hAnsi="Times New Roman"/>
-          <w:color w:val="000000"/>
-          <w:sz w:val="24"/>
-        </w:rPr>
-        <w:t>нині,</w:t>
-      </w:r>
-      <w:r>
-        <w:rPr>
-          <w:rFonts w:ascii="Times New Roman" w:hAnsi="Times New Roman"/>
-          <w:color w:val="000000"/>
-          <w:sz w:val="24"/>
-        </w:rPr>
-        <w:t xml:space="preserve"> </w:t>
-      </w:r>
-      <w:r>
-        <w:rPr>
-          <w:rFonts w:ascii="Times New Roman" w:hAnsi="Times New Roman"/>
-          <w:color w:val="000000"/>
-          <w:sz w:val="24"/>
-        </w:rPr>
-        <w:t>і</w:t>
-      </w:r>
-      <w:r>
-        <w:rPr>
-          <w:rFonts w:ascii="Times New Roman" w:hAnsi="Times New Roman"/>
-          <w:color w:val="000000"/>
-          <w:sz w:val="24"/>
-        </w:rPr>
-        <w:t xml:space="preserve"> </w:t>
-      </w:r>
-      <w:r>
-        <w:rPr>
-          <w:rFonts w:ascii="Times New Roman" w:hAnsi="Times New Roman"/>
-          <w:color w:val="000000"/>
-          <w:sz w:val="24"/>
-        </w:rPr>
-        <w:t>повсякчас,</w:t>
-      </w:r>
-      <w:r>
-        <w:rPr>
-          <w:rFonts w:ascii="Times New Roman" w:hAnsi="Times New Roman"/>
-          <w:color w:val="000000"/>
-          <w:sz w:val="24"/>
-        </w:rPr>
-        <w:t xml:space="preserve"> </w:t>
-      </w:r>
-      <w:r>
-        <w:rPr>
-          <w:rFonts w:ascii="Times New Roman" w:hAnsi="Times New Roman"/>
-          <w:color w:val="000000"/>
-          <w:sz w:val="24"/>
-        </w:rPr>
-        <w:t>і</w:t>
-      </w:r>
-      <w:r>
-        <w:rPr>
-          <w:rFonts w:ascii="Times New Roman" w:hAnsi="Times New Roman"/>
-          <w:color w:val="000000"/>
-          <w:sz w:val="24"/>
-        </w:rPr>
-        <w:t xml:space="preserve"> </w:t>
-      </w:r>
-      <w:r>
-        <w:rPr>
-          <w:rFonts w:ascii="Times New Roman" w:hAnsi="Times New Roman"/>
-          <w:color w:val="000000"/>
-          <w:sz w:val="24"/>
-        </w:rPr>
-        <w:t>на</w:t>
-      </w:r>
-      <w:r>
-        <w:rPr>
-          <w:rFonts w:ascii="Times New Roman" w:hAnsi="Times New Roman"/>
-          <w:color w:val="000000"/>
-          <w:sz w:val="24"/>
-        </w:rPr>
-        <w:t xml:space="preserve"> </w:t>
-      </w:r>
-      <w:r>
-        <w:rPr>
-          <w:rFonts w:ascii="Times New Roman" w:hAnsi="Times New Roman"/>
-          <w:color w:val="000000"/>
-          <w:sz w:val="24"/>
-        </w:rPr>
-        <w:t>віки</w:t>
-      </w:r>
-      <w:r>
-        <w:rPr>
-          <w:rFonts w:ascii="Times New Roman" w:hAnsi="Times New Roman"/>
-          <w:color w:val="000000"/>
-          <w:sz w:val="24"/>
-        </w:rPr>
-        <w:t xml:space="preserve"> </w:t>
-      </w:r>
-      <w:r>
-        <w:rPr>
-          <w:rFonts w:ascii="Times New Roman" w:hAnsi="Times New Roman"/>
-          <w:color w:val="000000"/>
-          <w:sz w:val="24"/>
-        </w:rPr>
-        <w:t>віків.</w:t>
+          <w:sz w:val="24"/>
+        </w:rPr>
+        <w:t xml:space="preserve"> Бо до Тебе належить милувати і спасати нас, Боже наш, і Тобі славу віддаємо, Отцю, і Сину, і Святому Духові, нині, і повсякчас, і на віки віків.</w:t>
       </w:r>
     </w:p>
     <w:p>
@@ -54093,294 +50611,7 @@
           <w:rFonts w:ascii="Times New Roman" w:hAnsi="Times New Roman"/>
           <w:sz w:val="24"/>
         </w:rPr>
-        <w:t xml:space="preserve"> </w:t>
-      </w:r>
-      <w:r>
-        <w:rPr>
-          <w:rFonts w:ascii="Times New Roman" w:hAnsi="Times New Roman"/>
-          <w:sz w:val="24"/>
-        </w:rPr>
-        <w:t>Бо</w:t>
-      </w:r>
-      <w:r>
-        <w:rPr>
-          <w:rFonts w:ascii="Times New Roman" w:hAnsi="Times New Roman"/>
-          <w:sz w:val="24"/>
-        </w:rPr>
-        <w:t xml:space="preserve"> </w:t>
-      </w:r>
-      <w:r>
-        <w:rPr>
-          <w:rFonts w:ascii="Times New Roman" w:hAnsi="Times New Roman"/>
-          <w:sz w:val="24"/>
-        </w:rPr>
-        <w:t>Твоє</w:t>
-      </w:r>
-      <w:r>
-        <w:rPr>
-          <w:rFonts w:ascii="Times New Roman" w:hAnsi="Times New Roman"/>
-          <w:sz w:val="24"/>
-        </w:rPr>
-        <w:t xml:space="preserve"> </w:t>
-      </w:r>
-      <w:r>
-        <w:rPr>
-          <w:rFonts w:ascii="Times New Roman" w:hAnsi="Times New Roman"/>
-          <w:sz w:val="24"/>
-        </w:rPr>
-        <w:t>є</w:t>
-      </w:r>
-      <w:r>
-        <w:rPr>
-          <w:rFonts w:ascii="Times New Roman" w:hAnsi="Times New Roman"/>
-          <w:sz w:val="24"/>
-        </w:rPr>
-        <w:t xml:space="preserve"> </w:t>
-      </w:r>
-      <w:r>
-        <w:rPr>
-          <w:rFonts w:ascii="Times New Roman" w:hAnsi="Times New Roman"/>
-          <w:sz w:val="24"/>
-        </w:rPr>
-        <w:t>царство,</w:t>
-      </w:r>
-      <w:r>
-        <w:rPr>
-          <w:rFonts w:ascii="Times New Roman" w:hAnsi="Times New Roman"/>
-          <w:sz w:val="24"/>
-        </w:rPr>
-        <w:t xml:space="preserve"> </w:t>
-      </w:r>
-      <w:r>
-        <w:rPr>
-          <w:rFonts w:ascii="Times New Roman" w:hAnsi="Times New Roman"/>
-          <w:sz w:val="24"/>
-        </w:rPr>
-        <w:t>і</w:t>
-      </w:r>
-      <w:r>
-        <w:rPr>
-          <w:rFonts w:ascii="Times New Roman" w:hAnsi="Times New Roman"/>
-          <w:sz w:val="24"/>
-        </w:rPr>
-        <w:t xml:space="preserve"> </w:t>
-      </w:r>
-      <w:r>
-        <w:rPr>
-          <w:rFonts w:ascii="Times New Roman" w:hAnsi="Times New Roman"/>
-          <w:sz w:val="24"/>
-        </w:rPr>
-        <w:t>сила,</w:t>
-      </w:r>
-      <w:r>
-        <w:rPr>
-          <w:rFonts w:ascii="Times New Roman" w:hAnsi="Times New Roman"/>
-          <w:sz w:val="24"/>
-        </w:rPr>
-        <w:t xml:space="preserve"> </w:t>
-      </w:r>
-      <w:r>
-        <w:rPr>
-          <w:rFonts w:ascii="Times New Roman" w:hAnsi="Times New Roman"/>
-          <w:sz w:val="24"/>
-        </w:rPr>
-        <w:t>і</w:t>
-      </w:r>
-      <w:r>
-        <w:rPr>
-          <w:rFonts w:ascii="Times New Roman" w:hAnsi="Times New Roman"/>
-          <w:sz w:val="24"/>
-        </w:rPr>
-        <w:t xml:space="preserve"> </w:t>
-      </w:r>
-      <w:r>
-        <w:rPr>
-          <w:rFonts w:ascii="Times New Roman" w:hAnsi="Times New Roman"/>
-          <w:sz w:val="24"/>
-        </w:rPr>
-        <w:t>слава,</w:t>
-      </w:r>
-      <w:r>
-        <w:rPr>
-          <w:rFonts w:ascii="Times New Roman" w:hAnsi="Times New Roman"/>
-          <w:sz w:val="24"/>
-        </w:rPr>
-        <w:t xml:space="preserve"> </w:t>
-      </w:r>
-      <w:r>
-        <w:rPr>
-          <w:rFonts w:ascii="Times New Roman" w:hAnsi="Times New Roman"/>
-          <w:sz w:val="24"/>
-        </w:rPr>
-        <w:t>Отця,</w:t>
-      </w:r>
-      <w:r>
-        <w:rPr>
-          <w:rFonts w:ascii="Times New Roman" w:hAnsi="Times New Roman"/>
-          <w:sz w:val="24"/>
-        </w:rPr>
-        <w:t xml:space="preserve"> </w:t>
-      </w:r>
-      <w:r>
-        <w:rPr>
-          <w:rFonts w:ascii="Times New Roman" w:hAnsi="Times New Roman"/>
-          <w:sz w:val="24"/>
-        </w:rPr>
-        <w:t>і</w:t>
-      </w:r>
-      <w:r>
-        <w:rPr>
-          <w:rFonts w:ascii="Times New Roman" w:hAnsi="Times New Roman"/>
-          <w:sz w:val="24"/>
-        </w:rPr>
-        <w:t xml:space="preserve"> </w:t>
-      </w:r>
-      <w:r>
-        <w:rPr>
-          <w:rFonts w:ascii="Times New Roman" w:hAnsi="Times New Roman"/>
-          <w:sz w:val="24"/>
-        </w:rPr>
-        <w:t>Сина,</w:t>
-      </w:r>
-      <w:r>
-        <w:rPr>
-          <w:rFonts w:ascii="Times New Roman" w:hAnsi="Times New Roman"/>
-          <w:sz w:val="24"/>
-        </w:rPr>
-        <w:t xml:space="preserve"> </w:t>
-      </w:r>
-      <w:r>
-        <w:rPr>
-          <w:rFonts w:ascii="Times New Roman" w:hAnsi="Times New Roman"/>
-          <w:sz w:val="24"/>
-        </w:rPr>
-        <w:t>і</w:t>
-      </w:r>
-      <w:r>
-        <w:rPr>
-          <w:rFonts w:ascii="Times New Roman" w:hAnsi="Times New Roman"/>
-          <w:sz w:val="24"/>
-        </w:rPr>
-        <w:t xml:space="preserve"> </w:t>
-      </w:r>
-      <w:r>
-        <w:rPr>
-          <w:rFonts w:ascii="Times New Roman" w:hAnsi="Times New Roman"/>
-          <w:sz w:val="24"/>
-        </w:rPr>
-        <w:t>Святого</w:t>
-      </w:r>
-      <w:r>
-        <w:rPr>
-          <w:rFonts w:ascii="Times New Roman" w:hAnsi="Times New Roman"/>
-          <w:sz w:val="24"/>
-        </w:rPr>
-        <w:t xml:space="preserve"> </w:t>
-      </w:r>
-      <w:r>
-        <w:rPr>
-          <w:rFonts w:ascii="Times New Roman" w:hAnsi="Times New Roman"/>
-          <w:sz w:val="24"/>
-        </w:rPr>
-        <w:t>Духа,</w:t>
-      </w:r>
-      <w:r>
-        <w:rPr>
-          <w:rFonts w:ascii="Times New Roman" w:hAnsi="Times New Roman"/>
-          <w:sz w:val="24"/>
-        </w:rPr>
-        <w:t xml:space="preserve"> </w:t>
-      </w:r>
-      <w:r>
-        <w:rPr>
-          <w:rFonts w:ascii="Times New Roman" w:hAnsi="Times New Roman"/>
-          <w:sz w:val="24"/>
-        </w:rPr>
-        <w:t>нині,</w:t>
-      </w:r>
-      <w:r>
-        <w:rPr>
-          <w:rFonts w:ascii="Times New Roman" w:hAnsi="Times New Roman"/>
-          <w:sz w:val="24"/>
-        </w:rPr>
-        <w:t xml:space="preserve"> </w:t>
-      </w:r>
-      <w:r>
-        <w:rPr>
-          <w:rFonts w:ascii="Times New Roman" w:hAnsi="Times New Roman"/>
-          <w:sz w:val="24"/>
-        </w:rPr>
-        <w:t>і</w:t>
-      </w:r>
-      <w:r>
-        <w:rPr>
-          <w:rFonts w:ascii="Times New Roman" w:hAnsi="Times New Roman"/>
-          <w:sz w:val="24"/>
-        </w:rPr>
-        <w:t xml:space="preserve"> </w:t>
-      </w:r>
-      <w:r>
-        <w:rPr>
-          <w:rFonts w:ascii="Times New Roman" w:hAnsi="Times New Roman"/>
-          <w:sz w:val="24"/>
-        </w:rPr>
-        <w:t>повсякчас,</w:t>
-      </w:r>
-      <w:r>
-        <w:rPr>
-          <w:rFonts w:ascii="Times New Roman" w:hAnsi="Times New Roman"/>
-          <w:sz w:val="24"/>
-        </w:rPr>
-        <w:t xml:space="preserve"> </w:t>
-      </w:r>
-      <w:r>
-        <w:rPr>
-          <w:rFonts w:ascii="Times New Roman" w:hAnsi="Times New Roman"/>
-          <w:sz w:val="24"/>
-        </w:rPr>
-        <w:t>і</w:t>
-      </w:r>
-      <w:r>
-        <w:rPr>
-          <w:rFonts w:ascii="Times New Roman" w:hAnsi="Times New Roman"/>
-          <w:sz w:val="24"/>
-        </w:rPr>
-        <w:t xml:space="preserve"> </w:t>
-      </w:r>
-      <w:r>
-        <w:rPr>
-          <w:rFonts w:ascii="Times New Roman" w:hAnsi="Times New Roman"/>
-          <w:sz w:val="24"/>
-        </w:rPr>
-        <w:t>на</w:t>
-      </w:r>
-      <w:r>
-        <w:rPr>
-          <w:rFonts w:ascii="Times New Roman" w:hAnsi="Times New Roman"/>
-          <w:sz w:val="24"/>
-        </w:rPr>
-        <w:t xml:space="preserve"> </w:t>
-      </w:r>
-      <w:r>
-        <w:rPr>
-          <w:rFonts w:ascii="Times New Roman" w:hAnsi="Times New Roman"/>
-          <w:sz w:val="24"/>
-        </w:rPr>
-        <w:t>віки</w:t>
-      </w:r>
-      <w:r>
-        <w:rPr>
-          <w:rFonts w:ascii="Times New Roman" w:hAnsi="Times New Roman"/>
-          <w:sz w:val="24"/>
-        </w:rPr>
-        <w:t xml:space="preserve"> </w:t>
-      </w:r>
-      <w:r>
-        <w:rPr>
-          <w:rFonts w:ascii="Times New Roman" w:hAnsi="Times New Roman"/>
-          <w:sz w:val="24"/>
-        </w:rPr>
-        <w:t>віків.</w:t>
+        <w:t xml:space="preserve"> Бо Твоє є царство, і сила, і слава, Отця, і Сина, і Святого Духа, нині, і повсякчас, і на віки віків.</w:t>
       </w:r>
     </w:p>
     <w:p>
@@ -56427,7 +52658,7 @@
         <w:rPr>
           <w:rFonts w:ascii="Times New Roman" w:hAnsi="Times New Roman"/>
           <w:i/>
-          <w:color w:val="FF4400"/>
+          <w:color w:val="FF0000"/>
           <w:sz w:val="24"/>
         </w:rPr>
         <w:t>Священник:</w:t>
@@ -56435,326 +52666,9 @@
       <w:r>
         <w:rPr>
           <w:rFonts w:ascii="Times New Roman" w:hAnsi="Times New Roman"/>
-          <w:i/>
-          <w:color w:val="FF4400"/>
-          <w:sz w:val="24"/>
-        </w:rPr>
-        <w:t xml:space="preserve"> </w:t>
-      </w:r>
-      <w:r>
-        <w:rPr>
-          <w:rFonts w:ascii="Times New Roman" w:hAnsi="Times New Roman"/>
-          <w:sz w:val="24"/>
-        </w:rPr>
-        <w:t>Бо</w:t>
-      </w:r>
-      <w:r>
-        <w:rPr>
-          <w:rFonts w:ascii="Times New Roman" w:hAnsi="Times New Roman"/>
-          <w:sz w:val="24"/>
-        </w:rPr>
-        <w:t xml:space="preserve"> </w:t>
-      </w:r>
-      <w:r>
-        <w:rPr>
-          <w:rFonts w:ascii="Times New Roman" w:hAnsi="Times New Roman"/>
-          <w:sz w:val="24"/>
-        </w:rPr>
-        <w:t>милостивий</w:t>
-      </w:r>
-      <w:r>
-        <w:rPr>
-          <w:rFonts w:ascii="Times New Roman" w:hAnsi="Times New Roman"/>
-          <w:sz w:val="24"/>
-        </w:rPr>
-        <w:t xml:space="preserve"> </w:t>
-      </w:r>
-      <w:r>
-        <w:rPr>
-          <w:rFonts w:ascii="Times New Roman" w:hAnsi="Times New Roman"/>
-          <w:sz w:val="24"/>
-        </w:rPr>
-        <w:t>і</w:t>
-      </w:r>
-      <w:r>
-        <w:rPr>
-          <w:rFonts w:ascii="Times New Roman" w:hAnsi="Times New Roman"/>
-          <w:sz w:val="24"/>
-        </w:rPr>
-        <w:t xml:space="preserve"> </w:t>
-      </w:r>
-      <w:r>
-        <w:rPr>
-          <w:rFonts w:ascii="Times New Roman" w:hAnsi="Times New Roman"/>
-          <w:sz w:val="24"/>
-        </w:rPr>
-        <w:t>людинолюбний</w:t>
-      </w:r>
-      <w:r>
-        <w:rPr>
-          <w:rFonts w:ascii="Times New Roman" w:hAnsi="Times New Roman"/>
-          <w:sz w:val="24"/>
-        </w:rPr>
-        <w:t xml:space="preserve"> </w:t>
-      </w:r>
-      <w:r>
-        <w:rPr>
-          <w:rFonts w:ascii="Times New Roman" w:hAnsi="Times New Roman"/>
-          <w:sz w:val="24"/>
-        </w:rPr>
-        <w:t>Бог</w:t>
-      </w:r>
-      <w:r>
-        <w:rPr>
-          <w:rFonts w:ascii="Times New Roman" w:hAnsi="Times New Roman"/>
-          <w:sz w:val="24"/>
-        </w:rPr>
-        <w:t xml:space="preserve"> </w:t>
-      </w:r>
-      <w:r>
-        <w:rPr>
-          <w:rFonts w:ascii="Times New Roman" w:hAnsi="Times New Roman"/>
-          <w:sz w:val="24"/>
-        </w:rPr>
-        <w:t>єси,</w:t>
-      </w:r>
-      <w:r>
-        <w:rPr>
-          <w:rFonts w:ascii="Times New Roman" w:hAnsi="Times New Roman"/>
-          <w:sz w:val="24"/>
-        </w:rPr>
-        <w:t xml:space="preserve"> </w:t>
-      </w:r>
-      <w:r>
-        <w:rPr>
-          <w:rFonts w:ascii="Times New Roman" w:hAnsi="Times New Roman"/>
-          <w:sz w:val="24"/>
-        </w:rPr>
-        <w:t>і</w:t>
-      </w:r>
-      <w:r>
-        <w:rPr>
-          <w:rFonts w:ascii="Times New Roman" w:hAnsi="Times New Roman"/>
-          <w:sz w:val="24"/>
-        </w:rPr>
-        <w:t xml:space="preserve"> </w:t>
-      </w:r>
-      <w:r>
-        <w:rPr>
-          <w:rFonts w:ascii="Times New Roman" w:hAnsi="Times New Roman"/>
-          <w:sz w:val="24"/>
-        </w:rPr>
-        <w:t>Тобі</w:t>
-      </w:r>
-      <w:r>
-        <w:rPr>
-          <w:rFonts w:ascii="Times New Roman" w:hAnsi="Times New Roman"/>
-          <w:sz w:val="24"/>
-        </w:rPr>
-        <w:t xml:space="preserve"> </w:t>
-      </w:r>
-      <w:r>
-        <w:rPr>
-          <w:rFonts w:ascii="Times New Roman" w:hAnsi="Times New Roman"/>
-          <w:sz w:val="24"/>
-        </w:rPr>
-        <w:t>славу</w:t>
-      </w:r>
-      <w:r>
-        <w:rPr>
-          <w:rFonts w:ascii="Times New Roman" w:hAnsi="Times New Roman"/>
-          <w:sz w:val="24"/>
-        </w:rPr>
-        <w:t xml:space="preserve"> </w:t>
-      </w:r>
-      <w:r>
-        <w:rPr>
-          <w:rFonts w:ascii="Times New Roman" w:hAnsi="Times New Roman"/>
-          <w:sz w:val="24"/>
-        </w:rPr>
-        <w:t>возсилаємо,</w:t>
-      </w:r>
-      <w:r>
-        <w:rPr>
-          <w:rFonts w:ascii="Times New Roman" w:hAnsi="Times New Roman"/>
-          <w:sz w:val="24"/>
-        </w:rPr>
-        <w:t xml:space="preserve"> </w:t>
-      </w:r>
-      <w:r>
-        <w:rPr>
-          <w:rFonts w:ascii="Times New Roman" w:hAnsi="Times New Roman"/>
-          <w:sz w:val="24"/>
-        </w:rPr>
-        <w:t>Отцю,</w:t>
-      </w:r>
-      <w:r>
-        <w:rPr>
-          <w:rFonts w:ascii="Times New Roman" w:hAnsi="Times New Roman"/>
-          <w:sz w:val="24"/>
-        </w:rPr>
-        <w:t xml:space="preserve"> </w:t>
-      </w:r>
-      <w:r>
-        <w:rPr>
-          <w:rFonts w:ascii="Times New Roman" w:hAnsi="Times New Roman"/>
-          <w:sz w:val="24"/>
-        </w:rPr>
-        <w:t>і</w:t>
-      </w:r>
-      <w:r>
-        <w:rPr>
-          <w:rFonts w:ascii="Times New Roman" w:hAnsi="Times New Roman"/>
-          <w:sz w:val="24"/>
-        </w:rPr>
-        <w:t xml:space="preserve"> </w:t>
-      </w:r>
-      <w:r>
-        <w:rPr>
-          <w:rFonts w:ascii="Times New Roman" w:hAnsi="Times New Roman"/>
-          <w:sz w:val="24"/>
-        </w:rPr>
-        <w:t>Сину,</w:t>
-      </w:r>
-      <w:r>
-        <w:rPr>
-          <w:rFonts w:ascii="Times New Roman" w:hAnsi="Times New Roman"/>
-          <w:sz w:val="24"/>
-        </w:rPr>
-        <w:t xml:space="preserve"> </w:t>
-      </w:r>
-      <w:r>
-        <w:rPr>
-          <w:rFonts w:ascii="Times New Roman" w:hAnsi="Times New Roman"/>
-          <w:sz w:val="24"/>
-        </w:rPr>
-        <w:t>і</w:t>
-      </w:r>
-      <w:r>
-        <w:rPr>
-          <w:rFonts w:ascii="Times New Roman" w:hAnsi="Times New Roman"/>
-          <w:sz w:val="24"/>
-        </w:rPr>
-        <w:t xml:space="preserve"> </w:t>
-      </w:r>
-      <w:r>
-        <w:rPr>
-          <w:rFonts w:ascii="Times New Roman" w:hAnsi="Times New Roman"/>
-          <w:sz w:val="24"/>
-        </w:rPr>
-        <w:t>Святому</w:t>
-      </w:r>
-      <w:r>
-        <w:rPr>
-          <w:rFonts w:ascii="Times New Roman" w:hAnsi="Times New Roman"/>
-          <w:sz w:val="24"/>
-        </w:rPr>
-        <w:t xml:space="preserve"> </w:t>
-      </w:r>
-      <w:r>
-        <w:rPr>
-          <w:rFonts w:ascii="Times New Roman" w:hAnsi="Times New Roman"/>
-          <w:sz w:val="24"/>
-        </w:rPr>
-        <w:t>Духові,</w:t>
-      </w:r>
-      <w:r>
-        <w:rPr>
-          <w:rFonts w:ascii="Times New Roman" w:hAnsi="Times New Roman"/>
-          <w:sz w:val="24"/>
-        </w:rPr>
-        <w:t xml:space="preserve"> </w:t>
-      </w:r>
-      <w:r>
-        <w:rPr>
-          <w:rFonts w:ascii="Times New Roman" w:hAnsi="Times New Roman"/>
-          <w:sz w:val="24"/>
-        </w:rPr>
-        <w:t>нині,</w:t>
-      </w:r>
-      <w:r>
-        <w:rPr>
-          <w:rFonts w:ascii="Times New Roman" w:hAnsi="Times New Roman"/>
-          <w:sz w:val="24"/>
-        </w:rPr>
-        <w:t xml:space="preserve"> </w:t>
-      </w:r>
-      <w:r>
-        <w:rPr>
-          <w:rFonts w:ascii="Times New Roman" w:hAnsi="Times New Roman"/>
-          <w:sz w:val="24"/>
-        </w:rPr>
-        <w:t>і</w:t>
-      </w:r>
-      <w:r>
-        <w:rPr>
-          <w:rFonts w:ascii="Times New Roman" w:hAnsi="Times New Roman"/>
-          <w:sz w:val="24"/>
-        </w:rPr>
-        <w:t xml:space="preserve"> </w:t>
-      </w:r>
-      <w:r>
-        <w:rPr>
-          <w:rFonts w:ascii="Times New Roman" w:hAnsi="Times New Roman"/>
-          <w:sz w:val="24"/>
-        </w:rPr>
-        <w:t>повсякчас,</w:t>
-      </w:r>
-      <w:r>
-        <w:rPr>
-          <w:rFonts w:ascii="Times New Roman" w:hAnsi="Times New Roman"/>
-          <w:sz w:val="24"/>
-        </w:rPr>
-        <w:t xml:space="preserve"> </w:t>
-      </w:r>
-      <w:r>
-        <w:rPr>
-          <w:rFonts w:ascii="Times New Roman" w:hAnsi="Times New Roman"/>
-          <w:sz w:val="24"/>
-        </w:rPr>
-        <w:t>і</w:t>
-      </w:r>
-      <w:r>
-        <w:rPr>
-          <w:rFonts w:ascii="Times New Roman" w:hAnsi="Times New Roman"/>
-          <w:sz w:val="24"/>
-        </w:rPr>
-        <w:t xml:space="preserve"> </w:t>
-      </w:r>
-      <w:r>
-        <w:rPr>
-          <w:rFonts w:ascii="Times New Roman" w:hAnsi="Times New Roman"/>
-          <w:sz w:val="24"/>
-        </w:rPr>
-        <w:t>на</w:t>
-      </w:r>
-      <w:r>
-        <w:rPr>
-          <w:rFonts w:ascii="Times New Roman" w:hAnsi="Times New Roman"/>
-          <w:sz w:val="24"/>
-        </w:rPr>
-        <w:t xml:space="preserve"> </w:t>
-      </w:r>
-      <w:r>
-        <w:rPr>
-          <w:rFonts w:ascii="Times New Roman" w:hAnsi="Times New Roman"/>
-          <w:sz w:val="24"/>
-        </w:rPr>
-        <w:t>віки</w:t>
-      </w:r>
-      <w:r>
-        <w:rPr>
-          <w:rFonts w:ascii="Times New Roman" w:hAnsi="Times New Roman"/>
-          <w:sz w:val="24"/>
-        </w:rPr>
-        <w:t xml:space="preserve"> </w:t>
-      </w:r>
-      <w:r>
-        <w:rPr>
-          <w:rFonts w:ascii="Times New Roman" w:hAnsi="Times New Roman"/>
-          <w:sz w:val="24"/>
-        </w:rPr>
-        <w:t>віків.</w:t>
+          <w:sz w:val="24"/>
+        </w:rPr>
+        <w:t xml:space="preserve"> Бо милостивий і людинолюбний Бог єси, і Тобі славу возсилаємо, Отцю, і Сину, і Святому Духові, нині, і повсякчас, і на віки віків.</w:t>
       </w:r>
     </w:p>
     <w:p>
@@ -56881,8 +52795,20 @@
           <w:color w:val="FF0000"/>
           <w:sz w:val="24"/>
         </w:rPr>
-        <w:t>Священ</w:t>
-      </w:r>
+        <w:t>Священник:</w:t>
+      </w:r>
+      <w:r>
+        <w:rPr>
+          <w:rFonts w:ascii="Times New Roman" w:hAnsi="Times New Roman"/>
+          <w:sz w:val="24"/>
+        </w:rPr>
+        <w:t xml:space="preserve"> Сла́ва Тобі́, Хри́сте Бо́же, упова́ння на́ше, сла́ва Тобі́!</w:t>
+      </w:r>
+    </w:p>
+    <w:p>
+      <w:pPr>
+        <w:spacing w:after="120"/>
+      </w:pPr>
       <w:r>
         <w:rPr>
           <w:rFonts w:ascii="Times New Roman" w:hAnsi="Times New Roman"/>
@@ -56890,7 +52816,22 @@
           <w:color w:val="FF0000"/>
           <w:sz w:val="24"/>
         </w:rPr>
-        <w:t>н</w:t>
+        <w:t>Вірні:</w:t>
+      </w:r>
+      <w:r>
+        <w:rPr>
+          <w:rFonts w:ascii="Times New Roman" w:hAnsi="Times New Roman"/>
+          <w:color w:val="FF0000"/>
+          <w:sz w:val="24"/>
+        </w:rPr>
+        <w:t xml:space="preserve"> </w:t>
+      </w:r>
+      <w:r>
+        <w:rPr>
+          <w:rFonts w:ascii="Times New Roman" w:hAnsi="Times New Roman"/>
+          <w:sz w:val="24"/>
+        </w:rPr>
+        <w:t xml:space="preserve">Сла́ва Отцю́, і Си́ну, і Свято́му Ду́хові, і ни́ні, і повсякча́с, і на ві́ки вікі́в. Амі́нь. Го́споди, поми́луй. </w:t>
       </w:r>
       <w:r>
         <w:rPr>
@@ -56899,22 +52840,14 @@
           <w:color w:val="FF0000"/>
           <w:sz w:val="24"/>
         </w:rPr>
-        <w:t>ик:</w:t>
-      </w:r>
-      <w:r>
-        <w:rPr>
-          <w:rFonts w:ascii="Times New Roman" w:hAnsi="Times New Roman"/>
-          <w:color w:val="FF0000"/>
-          <w:sz w:val="24"/>
-        </w:rPr>
-        <w:t xml:space="preserve"> </w:t>
-      </w:r>
-      <w:r>
-        <w:rPr>
-          <w:rFonts w:ascii="Times New Roman" w:hAnsi="Times New Roman"/>
-          <w:sz w:val="24"/>
-        </w:rPr>
-        <w:t>Сла́ва Тобі́, Хри́сте Бо́же, упова́ння на́ше, сла́ва Тобі́!</w:t>
+        <w:t>(3 р.)</w:t>
+      </w:r>
+      <w:r>
+        <w:rPr>
+          <w:rFonts w:ascii="Times New Roman" w:hAnsi="Times New Roman"/>
+          <w:sz w:val="24"/>
+        </w:rPr>
+        <w:t xml:space="preserve"> Благослови́.</w:t>
       </w:r>
     </w:p>
     <w:p>
@@ -56928,128 +52861,14 @@
           <w:color w:val="FF0000"/>
           <w:sz w:val="24"/>
         </w:rPr>
-        <w:t>Вірні:</w:t>
-      </w:r>
-      <w:r>
-        <w:rPr>
-          <w:rFonts w:ascii="Times New Roman" w:hAnsi="Times New Roman"/>
-          <w:color w:val="FF0000"/>
-          <w:sz w:val="24"/>
-        </w:rPr>
-        <w:t xml:space="preserve"> </w:t>
-      </w:r>
-      <w:r>
-        <w:rPr>
-          <w:rFonts w:ascii="Times New Roman" w:hAnsi="Times New Roman"/>
-          <w:sz w:val="24"/>
-        </w:rPr>
-        <w:t xml:space="preserve">Сла́ва Отцю́, і Си́ну, і Свято́му Ду́хові, і ни́ні, і повсякча́с, і на ві́ки вікі́в. Амі́нь. Го́споди, поми́луй. </w:t>
-      </w:r>
-      <w:r>
-        <w:rPr>
-          <w:rFonts w:ascii="Times New Roman" w:hAnsi="Times New Roman"/>
-          <w:i/>
-          <w:color w:val="FF0000"/>
-          <w:sz w:val="24"/>
-        </w:rPr>
-        <w:t>(3 р.)</w:t>
-      </w:r>
-      <w:r>
-        <w:rPr>
-          <w:rFonts w:ascii="Times New Roman" w:hAnsi="Times New Roman"/>
-          <w:sz w:val="24"/>
-        </w:rPr>
-        <w:t xml:space="preserve"> Благослови́.</w:t>
-      </w:r>
-    </w:p>
-    <w:p>
-      <w:pPr>
-        <w:spacing w:after="120" w:line="20" w:lineRule="atLeast"/>
-        <w:jc w:val="both"/>
-        <w:rPr>
-          <w:rFonts w:ascii="Times New Roman" w:hAnsi="Times New Roman"/>
-          <w:sz w:val="24"/>
-          <w:szCs w:val="24"/>
-          <w:lang w:val="uk-UA"/>
-        </w:rPr>
-      </w:pPr>
-      <w:r>
-        <w:rPr>
-          <w:rFonts w:ascii="Times New Roman" w:hAnsi="Times New Roman"/>
-          <w:i/>
-          <w:color w:val="FF0000"/>
-          <w:sz w:val="24"/>
-          <w:szCs w:val="24"/>
-          <w:lang w:val="uk-UA"/>
-        </w:rPr>
-        <w:t>Священик:</w:t>
-      </w:r>
-      <w:r>
-        <w:rPr>
-          <w:rFonts w:ascii="Times New Roman" w:hAnsi="Times New Roman"/>
-          <w:color w:val="FF0000"/>
-          <w:sz w:val="24"/>
-          <w:szCs w:val="24"/>
-          <w:lang w:val="uk-UA"/>
-        </w:rPr>
-        <w:t xml:space="preserve"> </w:t>
-      </w:r>
-      <w:r>
-        <w:rPr>
-          <w:rFonts w:ascii="Times New Roman" w:hAnsi="Times New Roman"/>
-          <w:sz w:val="24"/>
-          <w:szCs w:val="24"/>
-          <w:lang w:val="uk-UA"/>
-        </w:rPr>
-        <w:t>Христос, істинний Бог наш, що народився в вертепі у Вифлеємі Юдейському і дав себе покласти у ясла спасення нашого ради, молитвами пречистої своєї Матері, святих, славних і всехвальних апостолів, і святого (</w:t>
-      </w:r>
-      <w:r>
-        <w:rPr>
-          <w:rFonts w:ascii="Times New Roman" w:hAnsi="Times New Roman"/>
-          <w:i/>
-          <w:color w:val="FF0000"/>
-          <w:sz w:val="24"/>
-          <w:szCs w:val="24"/>
-          <w:lang w:val="uk-UA"/>
-        </w:rPr>
-        <w:t>ім'я, якого є храм</w:t>
-      </w:r>
-      <w:r>
-        <w:rPr>
-          <w:rFonts w:ascii="Times New Roman" w:hAnsi="Times New Roman"/>
-          <w:sz w:val="24"/>
-          <w:szCs w:val="24"/>
-          <w:lang w:val="uk-UA"/>
-        </w:rPr>
-        <w:t xml:space="preserve">), і святої мучениці </w:t>
-      </w:r>
-      <w:r>
-        <w:rPr>
-          <w:rFonts w:ascii="Times New Roman" w:hAnsi="Times New Roman"/>
-          <w:color w:val="000000"/>
-          <w:sz w:val="24"/>
-          <w:szCs w:val="24"/>
-          <w:lang w:val="uk-UA" w:eastAsia="ru-RU"/>
-        </w:rPr>
-        <w:t xml:space="preserve">Анісії, та преподобної матері нашої </w:t>
-      </w:r>
-      <w:r>
-        <w:rPr>
-          <w:rFonts w:ascii="Times New Roman" w:hAnsi="Times New Roman"/>
-          <w:sz w:val="24"/>
-          <w:szCs w:val="24"/>
-          <w:lang w:val="uk-UA" w:eastAsia="ru-RU"/>
-        </w:rPr>
-        <w:t>Меланії Римлянки</w:t>
-      </w:r>
-      <w:r>
-        <w:rPr>
-          <w:rFonts w:ascii="Times New Roman" w:hAnsi="Times New Roman"/>
-          <w:sz w:val="24"/>
-          <w:szCs w:val="24"/>
-          <w:lang w:val="uk-UA"/>
-        </w:rPr>
-        <w:t>, і всіх святих, помилує і спасе нас, як благий і чоловіколюбець.</w:t>
+        <w:t>Священник:</w:t>
+      </w:r>
+      <w:r>
+        <w:rPr>
+          <w:rFonts w:ascii="Times New Roman" w:hAnsi="Times New Roman"/>
+          <w:sz w:val="24"/>
+        </w:rPr>
+        <w:t xml:space="preserve"> Христос, істинний Бог наш, що народився у вертепі у Вифлеємі Юдейському і в яслах положився спасіння нашого ради - молитвами пречистої своєї Матері, якої пам'ять собору святкуємо, святих, славних і всехвальних апостолів, і святої мучениці Анісії, преподобного Зотика, пресвітера і кормителя сиріт, і всіх святих - помилує і спасе нас як благий і людинолюбний.</w:t>
       </w:r>
     </w:p>
     <w:p>
